--- a/assets/download/AI/Resume_Anshay.docx
+++ b/assets/download/AI/Resume_Anshay.docx
@@ -40,7 +40,15 @@
           <w:szCs w:val="24"/>
           <w:rtl w:val="0"/>
         </w:rPr>
-        <w:t xml:space="preserve">AI R&amp;D Engineer | Founder | anshayagr@gmail.com | +91-8800472674 | </w:t>
+        <w:t xml:space="preserve">Senior AI Engineer</w:t>
+      </w:r>
+      <w:r>
+        <w:rPr>
+          <w:sz w:val="24"/>
+          <w:szCs w:val="24"/>
+          <w:rtl w:val="0"/>
+        </w:rPr>
+        <w:t xml:space="preserve"> | anshayagr@gmail.com | +91-8800472674 | </w:t>
       </w:r>
       <w:hyperlink r:id="rId6">
         <w:r>
@@ -124,7 +132,7 @@
           <w:szCs w:val="24"/>
           <w:rtl w:val="0"/>
         </w:rPr>
-        <w:t xml:space="preserve">FOUNDING AI ENGINEER</w:t>
+        <w:t xml:space="preserve">SENIOR AI ENGINEER</w:t>
       </w:r>
     </w:p>
     <w:p>
@@ -146,7 +154,7 @@
           <w:szCs w:val="24"/>
           <w:rtl w:val="0"/>
         </w:rPr>
-        <w:t xml:space="preserve">10+ years of experience specializing in zero-to-one product builds, rapid prototyping, and architecting autonomous agentic workflows (LangGraph/LLMs). Passionate about taking complex problems and building end-to-end AI products.</w:t>
+        <w:t xml:space="preserve">Senior AI Engineer with 10+ years (Ex-Qualcomm, Ex-Nvidia, DRDO). I build production AI systems  LLM-powered voice agents, medical AI platforms and autonomous agentic workflows (LangGraph).</w:t>
       </w:r>
       <w:r>
         <w:rPr>
@@ -202,7 +210,25 @@
           <w:szCs w:val="24"/>
           <w:rtl w:val="0"/>
         </w:rPr>
-        <w:t xml:space="preserve">: Chat &amp; Voice AI Agents, RAG Pipelines, WebSockets (Real-time Audio)</w:t>
+        <w:t xml:space="preserve">: Python, C++, LLMs, AI Agents, LangGraph, RAG, Computer Vision</w:t>
+      </w:r>
+    </w:p>
+    <w:p>
+      <w:pPr>
+        <w:keepNext w:val="1"/>
+        <w:keepLines w:val="1"/>
+        <w:widowControl w:val="0"/>
+        <w:spacing w:line="240" w:lineRule="auto"/>
+        <w:ind w:left="-425.19685039370086" w:right="-561.2598425196836" w:firstLine="0"/>
+        <w:rPr>
+          <w:sz w:val="24"/>
+          <w:szCs w:val="24"/>
+        </w:rPr>
+      </w:pPr>
+      <w:r>
+        <w:rPr>
+          <w:rtl w:val="0"/>
+        </w:rPr>
       </w:r>
     </w:p>
     <w:p>
@@ -235,19 +261,14 @@
         </w:pBdr>
         <w:spacing w:line="240" w:lineRule="auto"/>
         <w:ind w:left="-425.19685039370086" w:right="-561.2598425196836" w:firstLine="0"/>
+        <w:rPr/>
+      </w:pPr>
+      <w:r>
         <w:rPr>
           <w:b w:val="1"/>
           <w:bCs w:val="1"/>
           <w:sz w:val="28"/>
           <w:szCs w:val="28"/>
-        </w:rPr>
-      </w:pPr>
-      <w:r>
-        <w:rPr>
-          <w:b w:val="1"/>
-          <w:bCs w:val="1"/>
-          <w:sz w:val="28"/>
-          <w:szCs w:val="28"/>
           <w:rtl w:val="0"/>
         </w:rPr>
         <w:t xml:space="preserve">EXPERIENCE</w:t>
@@ -263,60 +284,63 @@
         <w:keepNext w:val="1"/>
         <w:keepLines w:val="1"/>
         <w:widowControl w:val="0"/>
-        <w:spacing w:line="240" w:lineRule="auto"/>
-        <w:ind w:left="-425.19685039370086" w:right="-561.2598425196836" w:firstLine="0"/>
-        <w:rPr>
-          <w:b w:val="1"/>
-          <w:bCs w:val="1"/>
-          <w:sz w:val="24"/>
-          <w:szCs w:val="24"/>
-        </w:rPr>
-      </w:pPr>
-      <w:r>
-        <w:rPr>
-          <w:rtl w:val="0"/>
-        </w:rPr>
-      </w:r>
-    </w:p>
-    <w:p>
-      <w:pPr>
-        <w:keepNext w:val="1"/>
-        <w:keepLines w:val="1"/>
-        <w:widowControl w:val="0"/>
-        <w:spacing w:line="240" w:lineRule="auto"/>
-        <w:ind w:left="-425.19685039370086" w:right="-561.2598425196836" w:firstLine="0"/>
-        <w:rPr>
-          <w:sz w:val="24"/>
-          <w:szCs w:val="24"/>
-        </w:rPr>
-      </w:pPr>
-      <w:r>
-        <w:rPr>
-          <w:b w:val="1"/>
-          <w:bCs w:val="1"/>
-          <w:sz w:val="24"/>
-          <w:szCs w:val="24"/>
-          <w:rtl w:val="0"/>
-        </w:rPr>
-        <w:t xml:space="preserve">STEALTH AI VENTURE</w:t>
-      </w:r>
-      <w:r>
-        <w:rPr>
-          <w:b w:val="1"/>
-          <w:bCs w:val="1"/>
-          <w:sz w:val="24"/>
-          <w:szCs w:val="24"/>
-          <w:rtl w:val="0"/>
-        </w:rPr>
-        <w:t xml:space="preserve"> </w:t>
-      </w:r>
-      <w:r>
-        <w:rPr>
-          <w:sz w:val="24"/>
-          <w:szCs w:val="24"/>
-          <w:rtl w:val="0"/>
-        </w:rPr>
-        <w:t xml:space="preserve">| Remote | Lead AI Systems Architect | AI, Python | Oct 2025 - Jan 2026</w:t>
+        <w:spacing w:after="0" w:before="0" w:line="240" w:lineRule="auto"/>
+        <w:ind w:left="-425.19685039370086" w:right="-561.2598425196836" w:firstLine="0"/>
+        <w:rPr/>
+      </w:pPr>
+      <w:r>
+        <w:rPr>
+          <w:rtl w:val="0"/>
+        </w:rPr>
+      </w:r>
+    </w:p>
+    <w:p>
+      <w:pPr>
+        <w:keepNext w:val="1"/>
+        <w:keepLines w:val="1"/>
+        <w:widowControl w:val="0"/>
+        <w:spacing w:line="240" w:lineRule="auto"/>
+        <w:ind w:left="-425.19685039370086" w:right="-561.2598425196836" w:firstLine="0"/>
+        <w:rPr>
+          <w:sz w:val="24"/>
+          <w:szCs w:val="24"/>
+        </w:rPr>
+      </w:pPr>
+      <w:r>
+        <w:rPr>
+          <w:b w:val="1"/>
+          <w:bCs w:val="1"/>
+          <w:sz w:val="24"/>
+          <w:szCs w:val="24"/>
+          <w:rtl w:val="0"/>
+        </w:rPr>
+        <w:t xml:space="preserve">SCHOOLBOOK</w:t>
+      </w:r>
+      <w:r>
+        <w:rPr>
+          <w:sz w:val="24"/>
+          <w:szCs w:val="24"/>
+          <w:rtl w:val="0"/>
+        </w:rPr>
+        <w:t xml:space="preserve">.</w:t>
+      </w:r>
+      <w:r>
+        <w:rPr>
+          <w:b w:val="1"/>
+          <w:bCs w:val="1"/>
+          <w:sz w:val="24"/>
+          <w:szCs w:val="24"/>
+          <w:rtl w:val="0"/>
+        </w:rPr>
+        <w:t xml:space="preserve">AI</w:t>
+      </w:r>
+      <w:r>
+        <w:rPr>
+          <w:sz w:val="24"/>
+          <w:szCs w:val="24"/>
+          <w:rtl w:val="0"/>
+        </w:rPr>
+        <w:t xml:space="preserve"> | Lead AI Architect | AI, Python | Jun 2025 - Jun 2026</w:t>
       </w:r>
     </w:p>
     <w:p>
@@ -345,7 +369,7 @@
         <w:widowControl w:val="0"/>
         <w:numPr>
           <w:ilvl w:val="0"/>
-          <w:numId w:val="2"/>
+          <w:numId w:val="1"/>
         </w:numPr>
         <w:pBdr>
           <w:top w:space="0" w:sz="0" w:val="nil"/>
@@ -357,28 +381,22 @@
         <w:shd w:fill="auto" w:val="clear"/>
         <w:spacing w:after="0" w:before="0" w:line="240" w:lineRule="auto"/>
         <w:ind w:left="141.73228346456688" w:right="-561.2598425196836" w:hanging="360"/>
-        <w:rPr>
-          <w:u w:val="none"/>
-        </w:rPr>
-      </w:pPr>
-      <w:r>
-        <w:rPr>
-          <w:b w:val="1"/>
-          <w:bCs w:val="1"/>
-          <w:rtl w:val="0"/>
-        </w:rPr>
-        <w:t xml:space="preserve">Engineered a &lt;500ms latency Voice-to-Action pipeline</w:t>
-      </w:r>
-      <w:r>
-        <w:rPr>
-          <w:rtl w:val="0"/>
-        </w:rPr>
-        <w:t xml:space="preserve"> by orchestrating raw PCM streams via WebSockets, bypassing standard API bottlenecks.</w:t>
-      </w:r>
-      <w:r>
-        <w:rPr>
-          <w:rtl w:val="0"/>
-        </w:rPr>
+        <w:jc w:val="left"/>
+        <w:rPr/>
+      </w:pPr>
+      <w:r>
+        <w:rPr>
+          <w:b w:val="1"/>
+          <w:bCs w:val="1"/>
+          <w:rtl w:val="0"/>
+        </w:rPr>
+        <w:t xml:space="preserve">Engineered a real-time voice AI Teacher </w:t>
+      </w:r>
+      <w:r>
+        <w:rPr>
+          <w:rtl w:val="0"/>
+        </w:rPr>
+        <w:t xml:space="preserve">capable of handling multiple student queries simultaneously with sub-second response times.</w:t>
       </w:r>
     </w:p>
     <w:p>
@@ -389,7 +407,7 @@
         <w:widowControl w:val="0"/>
         <w:numPr>
           <w:ilvl w:val="0"/>
-          <w:numId w:val="2"/>
+          <w:numId w:val="1"/>
         </w:numPr>
         <w:pBdr>
           <w:top w:space="0" w:sz="0" w:val="nil"/>
@@ -401,23 +419,27 @@
         <w:shd w:fill="auto" w:val="clear"/>
         <w:spacing w:after="0" w:before="0" w:line="240" w:lineRule="auto"/>
         <w:ind w:left="141.73228346456688" w:right="-561.2598425196836" w:hanging="360"/>
-        <w:rPr>
-          <w:u w:val="none"/>
-        </w:rPr>
-      </w:pPr>
-      <w:r>
-        <w:rPr>
-          <w:b w:val="1"/>
-          <w:bCs w:val="1"/>
-          <w:rtl w:val="0"/>
-        </w:rPr>
-        <w:t xml:space="preserve">Built a fault-tolerant State Machine</w:t>
-      </w:r>
-      <w:r>
-        <w:rPr>
-          <w:rtl w:val="0"/>
-        </w:rPr>
-        <w:t xml:space="preserve"> for multi-turn conversations, integrating Gemini 2.5 with custom Voice Activity Detection (VAD) locks to prevent hallucination during silence.</w:t>
+        <w:jc w:val="left"/>
+        <w:rPr/>
+      </w:pPr>
+      <w:r>
+        <w:rPr>
+          <w:b w:val="1"/>
+          <w:bCs w:val="1"/>
+          <w:rtl w:val="0"/>
+        </w:rPr>
+        <w:t xml:space="preserve">Architected a Multimodal RAG pipeline</w:t>
+      </w:r>
+      <w:r>
+        <w:rPr>
+          <w:rtl w:val="0"/>
+        </w:rPr>
+        <w:t xml:space="preserve"> utilizing Gemini Pro and a VectorDB to synthesize and teach directly from official NCERT educational materials</w:t>
+      </w:r>
+      <w:r>
+        <w:rPr>
+          <w:rtl w:val="0"/>
+        </w:rPr>
       </w:r>
     </w:p>
     <w:p>
@@ -428,7 +450,7 @@
         <w:widowControl w:val="0"/>
         <w:numPr>
           <w:ilvl w:val="0"/>
-          <w:numId w:val="2"/>
+          <w:numId w:val="1"/>
         </w:numPr>
         <w:pBdr>
           <w:top w:space="0" w:sz="0" w:val="nil"/>
@@ -440,23 +462,35 @@
         <w:shd w:fill="auto" w:val="clear"/>
         <w:spacing w:after="0" w:before="0" w:line="240" w:lineRule="auto"/>
         <w:ind w:left="141.73228346456688" w:right="-561.2598425196836" w:hanging="360"/>
-        <w:rPr>
-          <w:u w:val="none"/>
-        </w:rPr>
-      </w:pPr>
-      <w:r>
-        <w:rPr>
-          <w:b w:val="1"/>
-          <w:bCs w:val="1"/>
-          <w:rtl w:val="0"/>
-        </w:rPr>
-        <w:t xml:space="preserve">Deployed scalable containerized microservices</w:t>
-      </w:r>
-      <w:r>
-        <w:rPr>
-          <w:rtl w:val="0"/>
-        </w:rPr>
-        <w:t xml:space="preserve"> handling concurrent audio streams with 99.9% uptime.</w:t>
+        <w:jc w:val="left"/>
+      </w:pPr>
+      <w:r>
+        <w:rPr>
+          <w:b w:val="1"/>
+          <w:bCs w:val="1"/>
+          <w:rtl w:val="0"/>
+        </w:rPr>
+        <w:t xml:space="preserve">Engineered Autonomous Agentic Workflows:</w:t>
+      </w:r>
+      <w:r>
+        <w:rPr>
+          <w:rtl w:val="0"/>
+        </w:rPr>
+        <w:t xml:space="preserve"> Orchestrated multi-step reasoning chains using </w:t>
+      </w:r>
+      <w:r>
+        <w:rPr>
+          <w:b w:val="1"/>
+          <w:bCs w:val="1"/>
+          <w:rtl w:val="0"/>
+        </w:rPr>
+        <w:t xml:space="preserve">LangGraph</w:t>
+      </w:r>
+      <w:r>
+        <w:rPr>
+          <w:rtl w:val="0"/>
+        </w:rPr>
+        <w:t xml:space="preserve"> and Python, enabling the AI to autonomously execute tool-use behaviors and dynamic planning.</w:t>
       </w:r>
     </w:p>
     <w:p>
@@ -494,33 +528,23 @@
           <w:szCs w:val="24"/>
           <w:rtl w:val="0"/>
         </w:rPr>
-        <w:t xml:space="preserve">SCHOOLBOOK</w:t>
-      </w:r>
-      <w:r>
-        <w:rPr>
-          <w:sz w:val="24"/>
-          <w:szCs w:val="24"/>
-          <w:rtl w:val="0"/>
-        </w:rPr>
-        <w:t xml:space="preserve">.</w:t>
-      </w:r>
-      <w:r>
-        <w:rPr>
-          <w:b w:val="1"/>
-          <w:bCs w:val="1"/>
-          <w:sz w:val="24"/>
-          <w:szCs w:val="24"/>
-          <w:rtl w:val="0"/>
-        </w:rPr>
-        <w:t xml:space="preserve">AI</w:t>
-      </w:r>
-      <w:r>
-        <w:rPr>
-          <w:sz w:val="24"/>
-          <w:szCs w:val="24"/>
-          <w:rtl w:val="0"/>
-        </w:rPr>
-        <w:t xml:space="preserve"> | Co-Founder &amp; Lead AI Architect | AI, Python | Jun 2025 - Sep 2025</w:t>
+        <w:t xml:space="preserve">QUALCOMM</w:t>
+      </w:r>
+      <w:r>
+        <w:rPr>
+          <w:sz w:val="24"/>
+          <w:szCs w:val="24"/>
+          <w:rtl w:val="0"/>
+        </w:rPr>
+        <w:t xml:space="preserve"> | Senior Lead Software Engineer | </w:t>
+      </w:r>
+      <w:r>
+        <w:rPr>
+          <w:sz w:val="24"/>
+          <w:szCs w:val="24"/>
+          <w:rtl w:val="0"/>
+        </w:rPr>
+        <w:t xml:space="preserve">AI, Python, C++ | Apr 2023 - Mar 2025</w:t>
       </w:r>
     </w:p>
     <w:p>
@@ -549,7 +573,7 @@
         <w:widowControl w:val="0"/>
         <w:numPr>
           <w:ilvl w:val="0"/>
-          <w:numId w:val="2"/>
+          <w:numId w:val="1"/>
         </w:numPr>
         <w:pBdr>
           <w:top w:space="0" w:sz="0" w:val="nil"/>
@@ -569,13 +593,28 @@
           <w:bCs w:val="1"/>
           <w:rtl w:val="0"/>
         </w:rPr>
-        <w:t xml:space="preserve">Architected a Multimodal RAG Pipeline:</w:t>
-      </w:r>
-      <w:r>
-        <w:rPr>
-          <w:rtl w:val="0"/>
-        </w:rPr>
-        <w:t xml:space="preserve"> Built a high-performance retrieval system integrating Vector Databases (Embeddings) with Gemini Pro to process unstructured text (NCERT) into structured, context-aware outputs.</w:t>
+        <w:t xml:space="preserve">Optimized XR Rendering Pipeline:</w:t>
+      </w:r>
+      <w:r>
+        <w:rPr>
+          <w:rtl w:val="0"/>
+        </w:rPr>
+        <w:t xml:space="preserve"> Reduced GPU Flicker correction latency by </w:t>
+      </w:r>
+      <w:r>
+        <w:rPr>
+          <w:rFonts w:ascii="Arial Unicode MS" w:cs="Arial Unicode MS" w:eastAsia="Arial Unicode MS" w:hAnsi="Arial Unicode MS"/>
+          <w:b w:val="1"/>
+          <w:bCs w:val="1"/>
+          <w:rtl w:val="0"/>
+        </w:rPr>
+        <w:t xml:space="preserve">96% (35ms → 1.3ms)</w:t>
+      </w:r>
+      <w:r>
+        <w:rPr>
+          <w:rtl w:val="0"/>
+        </w:rPr>
+        <w:t xml:space="preserve">, directly enabling 90Hz refresh rates for Premium Tier Snapdragon chipsets.</w:t>
       </w:r>
       <w:r>
         <w:rPr>
@@ -591,7 +630,7 @@
         <w:widowControl w:val="0"/>
         <w:numPr>
           <w:ilvl w:val="0"/>
-          <w:numId w:val="2"/>
+          <w:numId w:val="1"/>
         </w:numPr>
         <w:pBdr>
           <w:top w:space="0" w:sz="0" w:val="nil"/>
@@ -607,31 +646,73 @@
       </w:pPr>
       <w:r>
         <w:rPr>
-          <w:b w:val="1"/>
-          <w:bCs w:val="1"/>
-          <w:rtl w:val="0"/>
-        </w:rPr>
-        <w:t xml:space="preserve">Engineered Autonomous Agentic Workflows:</w:t>
-      </w:r>
-      <w:r>
-        <w:rPr>
-          <w:rtl w:val="0"/>
-        </w:rPr>
-        <w:t xml:space="preserve"> Orchestrated multi-step reasoning chains using </w:t>
-      </w:r>
-      <w:r>
-        <w:rPr>
-          <w:b w:val="1"/>
-          <w:bCs w:val="1"/>
-          <w:rtl w:val="0"/>
-        </w:rPr>
-        <w:t xml:space="preserve">LangGraph</w:t>
-      </w:r>
-      <w:r>
-        <w:rPr>
-          <w:rtl w:val="0"/>
-        </w:rPr>
-        <w:t xml:space="preserve"> and Python, enabling the AI to autonomously execute tool-use behaviors and dynamic planning.</w:t>
+          <w:rtl w:val="0"/>
+        </w:rPr>
+        <w:t xml:space="preserve">Spearheaded the design of novel HDR flows for Premium Tier chips, redefining image quality benchmarks for upcoming hardware.</w:t>
+      </w:r>
+    </w:p>
+    <w:p>
+      <w:pPr>
+        <w:keepNext w:val="1"/>
+        <w:keepLines w:val="1"/>
+        <w:widowControl w:val="0"/>
+        <w:spacing w:after="0" w:before="0" w:line="240" w:lineRule="auto"/>
+        <w:ind w:left="-425.19685039370086" w:right="-561.2598425196836" w:firstLine="0"/>
+        <w:rPr/>
+      </w:pPr>
+      <w:r>
+        <w:rPr>
+          <w:rtl w:val="0"/>
+        </w:rPr>
+      </w:r>
+    </w:p>
+    <w:p>
+      <w:pPr>
+        <w:keepNext w:val="1"/>
+        <w:keepLines w:val="1"/>
+        <w:widowControl w:val="0"/>
+        <w:spacing w:line="240" w:lineRule="auto"/>
+        <w:ind w:left="-425.19685039370086" w:right="-561.2598425196836" w:firstLine="0"/>
+        <w:rPr>
+          <w:sz w:val="24"/>
+          <w:szCs w:val="24"/>
+        </w:rPr>
+      </w:pPr>
+      <w:r>
+        <w:rPr>
+          <w:b w:val="1"/>
+          <w:bCs w:val="1"/>
+          <w:sz w:val="24"/>
+          <w:szCs w:val="24"/>
+          <w:rtl w:val="0"/>
+        </w:rPr>
+        <w:t xml:space="preserve">GREYSCALEAI</w:t>
+      </w:r>
+      <w:r>
+        <w:rPr>
+          <w:sz w:val="24"/>
+          <w:szCs w:val="24"/>
+          <w:rtl w:val="0"/>
+        </w:rPr>
+        <w:t xml:space="preserve"> | Software Engineer | C++, Python, OpenCV | Feb 2021 - Mar 2023</w:t>
+      </w:r>
+    </w:p>
+    <w:p>
+      <w:pPr>
+        <w:keepNext w:val="1"/>
+        <w:keepLines w:val="1"/>
+        <w:widowControl w:val="0"/>
+        <w:spacing w:line="240" w:lineRule="auto"/>
+        <w:ind w:left="-425.19685039370086" w:right="-561.2598425196836" w:firstLine="0"/>
+        <w:rPr>
+          <w:sz w:val="24"/>
+          <w:szCs w:val="24"/>
+        </w:rPr>
+      </w:pPr>
+      <w:r>
+        <w:rPr>
+          <w:rtl w:val="0"/>
+        </w:rPr>
       </w:r>
     </w:p>
     <w:p>
@@ -642,7 +723,7 @@
         <w:widowControl w:val="0"/>
         <w:numPr>
           <w:ilvl w:val="0"/>
-          <w:numId w:val="2"/>
+          <w:numId w:val="1"/>
         </w:numPr>
         <w:pBdr>
           <w:top w:space="0" w:sz="0" w:val="nil"/>
@@ -662,81 +743,28 @@
           <w:bCs w:val="1"/>
           <w:rtl w:val="0"/>
         </w:rPr>
-        <w:t xml:space="preserve">Full-Stack GenAI Deployment:</w:t>
-      </w:r>
-      <w:r>
-        <w:rPr>
-          <w:rtl w:val="0"/>
-        </w:rPr>
-        <w:t xml:space="preserve"> Designed the end-to-end system orchestration, managing backend services and frontend integration for a low-latency interactive AI response loop.</w:t>
-      </w:r>
-    </w:p>
-    <w:p>
-      <w:pPr>
-        <w:keepNext w:val="1"/>
-        <w:keepLines w:val="1"/>
-        <w:widowControl w:val="0"/>
-        <w:spacing w:after="0" w:before="0" w:line="240" w:lineRule="auto"/>
-        <w:ind w:left="-425.19685039370086" w:right="-561.2598425196836" w:firstLine="0"/>
-        <w:rPr/>
-      </w:pPr>
-      <w:r>
-        <w:rPr>
-          <w:rtl w:val="0"/>
-        </w:rPr>
-      </w:r>
-    </w:p>
-    <w:p>
-      <w:pPr>
-        <w:keepNext w:val="1"/>
-        <w:keepLines w:val="1"/>
-        <w:widowControl w:val="0"/>
-        <w:spacing w:line="240" w:lineRule="auto"/>
-        <w:ind w:left="-425.19685039370086" w:right="-561.2598425196836" w:firstLine="0"/>
-        <w:rPr>
-          <w:sz w:val="24"/>
-          <w:szCs w:val="24"/>
-        </w:rPr>
-      </w:pPr>
-      <w:r>
-        <w:rPr>
-          <w:b w:val="1"/>
-          <w:bCs w:val="1"/>
-          <w:sz w:val="24"/>
-          <w:szCs w:val="24"/>
-          <w:rtl w:val="0"/>
-        </w:rPr>
-        <w:t xml:space="preserve">QUALCOMM</w:t>
-      </w:r>
-      <w:r>
-        <w:rPr>
-          <w:sz w:val="24"/>
-          <w:szCs w:val="24"/>
-          <w:rtl w:val="0"/>
-        </w:rPr>
-        <w:t xml:space="preserve"> | Senior Lead Software Engineer | </w:t>
-      </w:r>
-      <w:r>
-        <w:rPr>
-          <w:sz w:val="24"/>
-          <w:szCs w:val="24"/>
-          <w:rtl w:val="0"/>
-        </w:rPr>
-        <w:t xml:space="preserve">AI, Python, C++ | Apr 2023 - Mar 2025</w:t>
-      </w:r>
-    </w:p>
-    <w:p>
-      <w:pPr>
-        <w:keepNext w:val="1"/>
-        <w:keepLines w:val="1"/>
-        <w:widowControl w:val="0"/>
-        <w:spacing w:line="240" w:lineRule="auto"/>
-        <w:ind w:left="-425.19685039370086" w:right="-561.2598425196836" w:firstLine="0"/>
-        <w:rPr>
-          <w:sz w:val="24"/>
-          <w:szCs w:val="24"/>
-        </w:rPr>
-      </w:pPr>
+        <w:t xml:space="preserve">Architected Multi-Modal Inspection Pipelines:</w:t>
+      </w:r>
+      <w:r>
+        <w:rPr>
+          <w:rtl w:val="0"/>
+        </w:rPr>
+        <w:t xml:space="preserve"> Synchronized high-throughput data streams from heterogeneous sensors (</w:t>
+      </w:r>
+      <w:r>
+        <w:rPr>
+          <w:b w:val="1"/>
+          <w:bCs w:val="1"/>
+          <w:rtl w:val="0"/>
+        </w:rPr>
+        <w:t xml:space="preserve">X-Ray + RGB</w:t>
+      </w:r>
+      <w:r>
+        <w:rPr>
+          <w:rtl w:val="0"/>
+        </w:rPr>
+        <w:t xml:space="preserve">), enabling real-time automated defect recognition.</w:t>
+      </w:r>
       <w:r>
         <w:rPr>
           <w:rtl w:val="0"/>
@@ -751,7 +779,7 @@
         <w:widowControl w:val="0"/>
         <w:numPr>
           <w:ilvl w:val="0"/>
-          <w:numId w:val="2"/>
+          <w:numId w:val="1"/>
         </w:numPr>
         <w:pBdr>
           <w:top w:space="0" w:sz="0" w:val="nil"/>
@@ -767,37 +795,9 @@
       </w:pPr>
       <w:r>
         <w:rPr>
-          <w:b w:val="1"/>
-          <w:bCs w:val="1"/>
-          <w:rtl w:val="0"/>
-        </w:rPr>
-        <w:t xml:space="preserve">Optimized XR Rendering Pipeline:</w:t>
-      </w:r>
-      <w:r>
-        <w:rPr>
-          <w:rtl w:val="0"/>
-        </w:rPr>
-        <w:t xml:space="preserve"> Reduced GPU Flicker correction latency by </w:t>
-      </w:r>
-      <w:r>
-        <w:rPr>
-          <w:rFonts w:ascii="Arial Unicode MS" w:cs="Arial Unicode MS" w:eastAsia="Arial Unicode MS" w:hAnsi="Arial Unicode MS"/>
-          <w:b w:val="1"/>
-          <w:bCs w:val="1"/>
-          <w:rtl w:val="0"/>
-        </w:rPr>
-        <w:t xml:space="preserve">96% (35ms → 1.3ms)</w:t>
-      </w:r>
-      <w:r>
-        <w:rPr>
-          <w:rtl w:val="0"/>
-        </w:rPr>
-        <w:t xml:space="preserve">, directly enabling 90Hz refresh rates for Premium Tier Snapdragon chipsets.</w:t>
-      </w:r>
-      <w:r>
-        <w:rPr>
-          <w:rtl w:val="0"/>
-        </w:rPr>
+          <w:rtl w:val="0"/>
+        </w:rPr>
+        <w:t xml:space="preserve">Designed a real-time embedded UI orchestrating communication between hardware sensors and user inputs.</w:t>
       </w:r>
     </w:p>
     <w:p>
@@ -808,7 +808,7 @@
         <w:widowControl w:val="0"/>
         <w:numPr>
           <w:ilvl w:val="0"/>
-          <w:numId w:val="2"/>
+          <w:numId w:val="1"/>
         </w:numPr>
         <w:pBdr>
           <w:top w:space="0" w:sz="0" w:val="nil"/>
@@ -826,71 +826,7 @@
         <w:rPr>
           <w:rtl w:val="0"/>
         </w:rPr>
-        <w:t xml:space="preserve">Spearheaded the design of novel HDR flows for Premium Tier chips, redefining image quality benchmarks for upcoming hardware.</w:t>
-      </w:r>
-    </w:p>
-    <w:p>
-      <w:pPr>
-        <w:keepNext w:val="1"/>
-        <w:keepLines w:val="1"/>
-        <w:widowControl w:val="0"/>
-        <w:spacing w:after="0" w:before="0" w:line="240" w:lineRule="auto"/>
-        <w:ind w:left="-425.19685039370086" w:right="-561.2598425196836" w:firstLine="0"/>
-        <w:rPr/>
-      </w:pPr>
-      <w:r>
-        <w:rPr>
-          <w:rtl w:val="0"/>
-        </w:rPr>
-      </w:r>
-    </w:p>
-    <w:p>
-      <w:pPr>
-        <w:keepNext w:val="1"/>
-        <w:keepLines w:val="1"/>
-        <w:widowControl w:val="0"/>
-        <w:spacing w:line="240" w:lineRule="auto"/>
-        <w:ind w:left="-425.19685039370086" w:right="-561.2598425196836" w:firstLine="0"/>
-        <w:rPr>
-          <w:sz w:val="24"/>
-          <w:szCs w:val="24"/>
-        </w:rPr>
-      </w:pPr>
-      <w:r>
-        <w:rPr>
-          <w:b w:val="1"/>
-          <w:bCs w:val="1"/>
-          <w:sz w:val="24"/>
-          <w:szCs w:val="24"/>
-          <w:rtl w:val="0"/>
-        </w:rPr>
-        <w:t xml:space="preserve">GREYSCALEAI</w:t>
-      </w:r>
-      <w:r>
-        <w:rPr>
-          <w:sz w:val="24"/>
-          <w:szCs w:val="24"/>
-          <w:rtl w:val="0"/>
-        </w:rPr>
-        <w:t xml:space="preserve"> | Software Engineer | C++, Python, OpenCV | Feb 2021 - Mar 2023</w:t>
-      </w:r>
-    </w:p>
-    <w:p>
-      <w:pPr>
-        <w:keepNext w:val="1"/>
-        <w:keepLines w:val="1"/>
-        <w:widowControl w:val="0"/>
-        <w:spacing w:line="240" w:lineRule="auto"/>
-        <w:ind w:left="-425.19685039370086" w:right="-561.2598425196836" w:firstLine="0"/>
-        <w:rPr>
-          <w:sz w:val="24"/>
-          <w:szCs w:val="24"/>
-        </w:rPr>
-      </w:pPr>
-      <w:r>
-        <w:rPr>
-          <w:rtl w:val="0"/>
-        </w:rPr>
+        <w:t xml:space="preserve">Led a complete codebase refactoring initiative that streamlined build processes.</w:t>
       </w:r>
     </w:p>
     <w:p>
@@ -899,10 +835,6 @@
         <w:keepLines w:val="1"/>
         <w:pageBreakBefore w:val="0"/>
         <w:widowControl w:val="0"/>
-        <w:numPr>
-          <w:ilvl w:val="0"/>
-          <w:numId w:val="2"/>
-        </w:numPr>
         <w:pBdr>
           <w:top w:space="0" w:sz="0" w:val="nil"/>
           <w:left w:space="0" w:sz="0" w:val="nil"/>
@@ -912,37 +844,10 @@
         </w:pBdr>
         <w:shd w:fill="auto" w:val="clear"/>
         <w:spacing w:after="0" w:before="0" w:line="240" w:lineRule="auto"/>
-        <w:ind w:left="141.73228346456688" w:right="-561.2598425196836" w:hanging="360"/>
+        <w:ind w:right="-561.2598425196836"/>
         <w:jc w:val="left"/>
-      </w:pPr>
-      <w:r>
-        <w:rPr>
-          <w:b w:val="1"/>
-          <w:bCs w:val="1"/>
-          <w:rtl w:val="0"/>
-        </w:rPr>
-        <w:t xml:space="preserve">Architected Multi-Modal Inspection Pipelines:</w:t>
-      </w:r>
-      <w:r>
-        <w:rPr>
-          <w:rtl w:val="0"/>
-        </w:rPr>
-        <w:t xml:space="preserve"> Synchronized high-throughput data streams from heterogeneous sensors (</w:t>
-      </w:r>
-      <w:r>
-        <w:rPr>
-          <w:b w:val="1"/>
-          <w:bCs w:val="1"/>
-          <w:rtl w:val="0"/>
-        </w:rPr>
-        <w:t xml:space="preserve">X-Ray + RGB</w:t>
-      </w:r>
-      <w:r>
-        <w:rPr>
-          <w:rtl w:val="0"/>
-        </w:rPr>
-        <w:t xml:space="preserve">), enabling real-time automated defect recognition.</w:t>
-      </w:r>
+        <w:rPr/>
+      </w:pPr>
       <w:r>
         <w:rPr>
           <w:rtl w:val="0"/>
@@ -955,10 +860,6 @@
         <w:keepLines w:val="1"/>
         <w:pageBreakBefore w:val="0"/>
         <w:widowControl w:val="0"/>
-        <w:numPr>
-          <w:ilvl w:val="0"/>
-          <w:numId w:val="2"/>
-        </w:numPr>
         <w:pBdr>
           <w:top w:space="0" w:sz="0" w:val="nil"/>
           <w:left w:space="0" w:sz="0" w:val="nil"/>
@@ -968,25 +869,198 @@
         </w:pBdr>
         <w:shd w:fill="auto" w:val="clear"/>
         <w:spacing w:after="0" w:before="0" w:line="240" w:lineRule="auto"/>
-        <w:ind w:left="141.73228346456688" w:right="-561.2598425196836" w:hanging="360"/>
+        <w:ind w:right="-561.2598425196836"/>
         <w:jc w:val="left"/>
-      </w:pPr>
-      <w:r>
-        <w:rPr>
-          <w:rtl w:val="0"/>
-        </w:rPr>
-        <w:t xml:space="preserve">Designed a real-time embedded UI orchestrating communication between hardware sensors and user inputs.</w:t>
-      </w:r>
-    </w:p>
-    <w:p>
-      <w:pPr>
-        <w:keepNext w:val="1"/>
-        <w:keepLines w:val="1"/>
-        <w:pageBreakBefore w:val="0"/>
+        <w:rPr/>
+      </w:pPr>
+      <w:r>
+        <w:rPr>
+          <w:rtl w:val="0"/>
+        </w:rPr>
+      </w:r>
+    </w:p>
+    <w:p>
+      <w:pPr>
+        <w:keepNext w:val="1"/>
+        <w:keepLines w:val="1"/>
+        <w:widowControl w:val="0"/>
+        <w:spacing w:line="240" w:lineRule="auto"/>
+        <w:ind w:left="-425.19685039370086" w:right="-561.2598425196836" w:firstLine="0"/>
+        <w:rPr>
+          <w:sz w:val="24"/>
+          <w:szCs w:val="24"/>
+        </w:rPr>
+      </w:pPr>
+      <w:r>
+        <w:rPr>
+          <w:b w:val="1"/>
+          <w:bCs w:val="1"/>
+          <w:sz w:val="24"/>
+          <w:szCs w:val="24"/>
+          <w:rtl w:val="0"/>
+        </w:rPr>
+        <w:t xml:space="preserve">NVIDIA</w:t>
+      </w:r>
+      <w:r>
+        <w:rPr>
+          <w:sz w:val="24"/>
+          <w:szCs w:val="24"/>
+          <w:rtl w:val="0"/>
+        </w:rPr>
+        <w:t xml:space="preserve"> | System Software Engineer | C++, Python | Aug 2017 - Jul 2018</w:t>
+      </w:r>
+    </w:p>
+    <w:p>
+      <w:pPr>
+        <w:keepNext w:val="1"/>
+        <w:keepLines w:val="1"/>
+        <w:widowControl w:val="0"/>
+        <w:spacing w:line="240" w:lineRule="auto"/>
+        <w:ind w:left="-425.19685039370086" w:right="-561.2598425196836" w:firstLine="0"/>
+        <w:rPr>
+          <w:sz w:val="24"/>
+          <w:szCs w:val="24"/>
+        </w:rPr>
+      </w:pPr>
+      <w:r>
+        <w:rPr>
+          <w:rtl w:val="0"/>
+        </w:rPr>
+      </w:r>
+    </w:p>
+    <w:p>
+      <w:pPr>
+        <w:keepNext w:val="1"/>
+        <w:keepLines w:val="1"/>
         <w:widowControl w:val="0"/>
         <w:numPr>
           <w:ilvl w:val="0"/>
-          <w:numId w:val="2"/>
+          <w:numId w:val="1"/>
+        </w:numPr>
+        <w:spacing w:line="240" w:lineRule="auto"/>
+        <w:ind w:left="141.73228346456688" w:hanging="360"/>
+      </w:pPr>
+      <w:r>
+        <w:rPr>
+          <w:b w:val="1"/>
+          <w:bCs w:val="1"/>
+          <w:rtl w:val="0"/>
+        </w:rPr>
+        <w:t xml:space="preserve">Imaging Stack Optimization:</w:t>
+      </w:r>
+      <w:r>
+        <w:rPr>
+          <w:rtl w:val="0"/>
+        </w:rPr>
+        <w:t xml:space="preserve"> Enhanced the Tegra Camera imaging stack, resolving critical </w:t>
+      </w:r>
+      <w:r>
+        <w:rPr>
+          <w:b w:val="1"/>
+          <w:bCs w:val="1"/>
+          <w:rtl w:val="0"/>
+        </w:rPr>
+        <w:t xml:space="preserve">Lens Shading</w:t>
+      </w:r>
+      <w:r>
+        <w:rPr>
+          <w:rtl w:val="0"/>
+        </w:rPr>
+        <w:t xml:space="preserve"> and </w:t>
+      </w:r>
+      <w:r>
+        <w:rPr>
+          <w:b w:val="1"/>
+          <w:bCs w:val="1"/>
+          <w:rtl w:val="0"/>
+        </w:rPr>
+        <w:t xml:space="preserve">Bayer Demosaicing</w:t>
+      </w:r>
+      <w:r>
+        <w:rPr>
+          <w:rtl w:val="0"/>
+        </w:rPr>
+        <w:t xml:space="preserve"> artifacts for high-precision computer vision applications</w:t>
+      </w:r>
+      <w:r>
+        <w:rPr>
+          <w:rtl w:val="0"/>
+        </w:rPr>
+      </w:r>
+    </w:p>
+    <w:p>
+      <w:pPr>
+        <w:keepNext w:val="1"/>
+        <w:keepLines w:val="1"/>
+        <w:widowControl w:val="0"/>
+        <w:spacing w:after="0" w:before="0" w:line="240" w:lineRule="auto"/>
+        <w:ind w:left="-425.19685039370086" w:right="-561.2598425196836" w:firstLine="0"/>
+        <w:rPr/>
+      </w:pPr>
+      <w:r>
+        <w:rPr>
+          <w:rtl w:val="0"/>
+        </w:rPr>
+      </w:r>
+    </w:p>
+    <w:p>
+      <w:pPr>
+        <w:keepNext w:val="1"/>
+        <w:keepLines w:val="1"/>
+        <w:widowControl w:val="0"/>
+        <w:spacing w:line="240" w:lineRule="auto"/>
+        <w:ind w:left="-425.19685039370086" w:right="-561.2598425196836" w:firstLine="0"/>
+        <w:rPr>
+          <w:sz w:val="24"/>
+          <w:szCs w:val="24"/>
+        </w:rPr>
+      </w:pPr>
+      <w:r>
+        <w:rPr>
+          <w:b w:val="1"/>
+          <w:bCs w:val="1"/>
+          <w:sz w:val="24"/>
+          <w:szCs w:val="24"/>
+          <w:rtl w:val="0"/>
+        </w:rPr>
+        <w:t xml:space="preserve">DRDO</w:t>
+      </w:r>
+      <w:r>
+        <w:rPr>
+          <w:sz w:val="24"/>
+          <w:szCs w:val="24"/>
+          <w:rtl w:val="0"/>
+        </w:rPr>
+        <w:t xml:space="preserve"> | Scientist | C++, MATLAB, OpenCV | Aug 2013 - Jul 2015</w:t>
+      </w:r>
+    </w:p>
+    <w:p>
+      <w:pPr>
+        <w:keepNext w:val="1"/>
+        <w:keepLines w:val="1"/>
+        <w:widowControl w:val="0"/>
+        <w:spacing w:line="240" w:lineRule="auto"/>
+        <w:ind w:left="-425.19685039370086" w:right="-561.2598425196836" w:firstLine="0"/>
+        <w:rPr>
+          <w:sz w:val="24"/>
+          <w:szCs w:val="24"/>
+        </w:rPr>
+      </w:pPr>
+      <w:r>
+        <w:rPr>
+          <w:rtl w:val="0"/>
+        </w:rPr>
+      </w:r>
+    </w:p>
+    <w:p>
+      <w:pPr>
+        <w:keepNext w:val="1"/>
+        <w:keepLines w:val="1"/>
+        <w:pageBreakBefore w:val="0"/>
+        <w:widowControl w:val="0"/>
+        <w:numPr>
+          <w:ilvl w:val="0"/>
+          <w:numId w:val="1"/>
         </w:numPr>
         <w:pBdr>
           <w:top w:space="0" w:sz="0" w:val="nil"/>
@@ -1004,7 +1078,7 @@
         <w:rPr>
           <w:rtl w:val="0"/>
         </w:rPr>
-        <w:t xml:space="preserve">Led a complete codebase refactoring initiative that streamlined build processes.</w:t>
+        <w:t xml:space="preserve">Engineered solutions for lens shading correction in Thermal Imagers (LREO/MREO), critical for night vision.</w:t>
       </w:r>
     </w:p>
     <w:p>
@@ -1013,6 +1087,10 @@
         <w:keepLines w:val="1"/>
         <w:pageBreakBefore w:val="0"/>
         <w:widowControl w:val="0"/>
+        <w:numPr>
+          <w:ilvl w:val="0"/>
+          <w:numId w:val="1"/>
+        </w:numPr>
         <w:pBdr>
           <w:top w:space="0" w:sz="0" w:val="nil"/>
           <w:left w:space="0" w:sz="0" w:val="nil"/>
@@ -1022,14 +1100,285 @@
         </w:pBdr>
         <w:shd w:fill="auto" w:val="clear"/>
         <w:spacing w:after="0" w:before="0" w:line="240" w:lineRule="auto"/>
-        <w:ind w:right="-561.2598425196836"/>
+        <w:ind w:left="141.73228346456688" w:right="-561.2598425196836" w:hanging="360"/>
         <w:jc w:val="left"/>
-        <w:rPr/>
-      </w:pPr>
-      <w:r>
-        <w:rPr>
-          <w:rtl w:val="0"/>
-        </w:rPr>
+      </w:pPr>
+      <w:r>
+        <w:rPr>
+          <w:rtl w:val="0"/>
+        </w:rPr>
+        <w:t xml:space="preserve">Built a custom Raspberry Pi-based remote controller for Thermal Imagers, eliminating external procurement costs.</w:t>
+      </w:r>
+    </w:p>
+    <w:p>
+      <w:pPr>
+        <w:pStyle w:val="Heading2"/>
+        <w:keepNext w:val="1"/>
+        <w:keepLines w:val="1"/>
+        <w:widowControl w:val="0"/>
+        <w:spacing w:after="0" w:before="0" w:line="240" w:lineRule="auto"/>
+        <w:ind w:left="-425.19685039370086" w:right="-561.2598425196836" w:firstLine="0"/>
+        <w:rPr>
+          <w:b w:val="1"/>
+          <w:bCs w:val="1"/>
+          <w:sz w:val="34"/>
+          <w:szCs w:val="34"/>
+        </w:rPr>
+      </w:pPr>
+      <w:bookmarkStart w:colFirst="0" w:colLast="0" w:name="_k8zauwzgpei7" w:id="1"/>
+      <w:bookmarkEnd w:id="1"/>
+      <w:r>
+        <w:rPr>
+          <w:rtl w:val="0"/>
+        </w:rPr>
+      </w:r>
+    </w:p>
+    <w:p>
+      <w:pPr>
+        <w:pStyle w:val="Heading2"/>
+        <w:keepNext w:val="1"/>
+        <w:keepLines w:val="1"/>
+        <w:widowControl w:val="0"/>
+        <w:pBdr>
+          <w:bottom w:color="000000" w:space="2" w:sz="8" w:val="single"/>
+        </w:pBdr>
+        <w:spacing w:after="0" w:before="0" w:line="240" w:lineRule="auto"/>
+        <w:ind w:left="-425.19685039370086" w:right="-561.2598425196836" w:firstLine="0"/>
+        <w:rPr>
+          <w:b w:val="1"/>
+          <w:bCs w:val="1"/>
+          <w:sz w:val="28"/>
+          <w:szCs w:val="28"/>
+        </w:rPr>
+      </w:pPr>
+      <w:bookmarkStart w:colFirst="0" w:colLast="0" w:name="_pvgh7587jdo2" w:id="2"/>
+      <w:bookmarkEnd w:id="2"/>
+      <w:r>
+        <w:rPr>
+          <w:rtl w:val="0"/>
+        </w:rPr>
+      </w:r>
+    </w:p>
+    <w:p>
+      <w:pPr>
+        <w:pStyle w:val="Heading2"/>
+        <w:keepNext w:val="1"/>
+        <w:keepLines w:val="1"/>
+        <w:widowControl w:val="0"/>
+        <w:pBdr>
+          <w:bottom w:color="000000" w:space="2" w:sz="8" w:val="single"/>
+        </w:pBdr>
+        <w:spacing w:after="0" w:before="0" w:line="240" w:lineRule="auto"/>
+        <w:ind w:left="-425.19685039370086" w:right="-561.2598425196836" w:firstLine="0"/>
+        <w:rPr>
+          <w:b w:val="1"/>
+          <w:bCs w:val="1"/>
+          <w:sz w:val="28"/>
+          <w:szCs w:val="28"/>
+        </w:rPr>
+      </w:pPr>
+      <w:bookmarkStart w:colFirst="0" w:colLast="0" w:name="_g9xs86ckgqxl" w:id="3"/>
+      <w:bookmarkEnd w:id="3"/>
+      <w:r>
+        <w:rPr>
+          <w:rtl w:val="0"/>
+        </w:rPr>
+      </w:r>
+    </w:p>
+    <w:p>
+      <w:pPr>
+        <w:pStyle w:val="Heading2"/>
+        <w:keepNext w:val="1"/>
+        <w:keepLines w:val="1"/>
+        <w:widowControl w:val="0"/>
+        <w:pBdr>
+          <w:bottom w:color="000000" w:space="2" w:sz="8" w:val="single"/>
+        </w:pBdr>
+        <w:spacing w:after="0" w:before="0" w:line="240" w:lineRule="auto"/>
+        <w:ind w:left="-425.19685039370086" w:right="-561.2598425196836" w:firstLine="0"/>
+        <w:rPr>
+          <w:b w:val="1"/>
+          <w:bCs w:val="1"/>
+          <w:sz w:val="34"/>
+          <w:szCs w:val="34"/>
+        </w:rPr>
+      </w:pPr>
+      <w:bookmarkStart w:colFirst="0" w:colLast="0" w:name="_t0uoed2jn8vu" w:id="4"/>
+      <w:bookmarkEnd w:id="4"/>
+      <w:r>
+        <w:rPr>
+          <w:b w:val="1"/>
+          <w:bCs w:val="1"/>
+          <w:sz w:val="28"/>
+          <w:szCs w:val="28"/>
+          <w:rtl w:val="0"/>
+        </w:rPr>
+        <w:t xml:space="preserve">PROJECTS</w:t>
+      </w:r>
+      <w:r>
+        <w:rPr>
+          <w:rtl w:val="0"/>
+        </w:rPr>
+      </w:r>
+    </w:p>
+    <w:p>
+      <w:pPr>
+        <w:keepNext w:val="1"/>
+        <w:keepLines w:val="1"/>
+        <w:widowControl w:val="0"/>
+        <w:spacing w:line="240" w:lineRule="auto"/>
+        <w:ind w:left="0" w:right="-561.2598425196836" w:firstLine="0"/>
+        <w:rPr>
+          <w:b w:val="1"/>
+          <w:bCs w:val="1"/>
+          <w:sz w:val="24"/>
+          <w:szCs w:val="24"/>
+        </w:rPr>
+      </w:pPr>
+      <w:r>
+        <w:rPr>
+          <w:rtl w:val="0"/>
+        </w:rPr>
+      </w:r>
+    </w:p>
+    <w:p>
+      <w:pPr>
+        <w:keepNext w:val="1"/>
+        <w:keepLines w:val="1"/>
+        <w:widowControl w:val="0"/>
+        <w:spacing w:line="240" w:lineRule="auto"/>
+        <w:ind w:left="-425.1968503937008" w:right="-561.2598425196836" w:firstLine="0"/>
+        <w:rPr>
+          <w:sz w:val="24"/>
+          <w:szCs w:val="24"/>
+        </w:rPr>
+      </w:pPr>
+      <w:r>
+        <w:rPr>
+          <w:b w:val="1"/>
+          <w:bCs w:val="1"/>
+          <w:sz w:val="24"/>
+          <w:szCs w:val="24"/>
+          <w:rtl w:val="0"/>
+        </w:rPr>
+        <w:t xml:space="preserve">EEG-to-Image Brain Signal Reconstruction</w:t>
+      </w:r>
+      <w:r>
+        <w:rPr>
+          <w:sz w:val="24"/>
+          <w:szCs w:val="24"/>
+          <w:rtl w:val="0"/>
+        </w:rPr>
+        <w:t xml:space="preserve"> | Python, CLIP</w:t>
+      </w:r>
+    </w:p>
+    <w:p>
+      <w:pPr>
+        <w:keepNext w:val="1"/>
+        <w:keepLines w:val="1"/>
+        <w:widowControl w:val="0"/>
+        <w:numPr>
+          <w:ilvl w:val="0"/>
+          <w:numId w:val="2"/>
+        </w:numPr>
+        <w:spacing w:line="240" w:lineRule="auto"/>
+        <w:ind w:left="141.73228346456688" w:right="-561.2598425196836" w:hanging="360"/>
+        <w:rPr>
+          <w:u w:val="none"/>
+        </w:rPr>
+      </w:pPr>
+      <w:r>
+        <w:rPr>
+          <w:rtl w:val="0"/>
+        </w:rPr>
+        <w:t xml:space="preserve">Built neural decoding pipeline mapping EEG signals to visual imagery using CLIP-aligned mapping networks. Achieved 0.82 cosine similarity alignment between brain signal embeddings and image embeddings.</w:t>
+      </w:r>
+    </w:p>
+    <w:p>
+      <w:pPr>
+        <w:keepNext w:val="1"/>
+        <w:keepLines w:val="1"/>
+        <w:widowControl w:val="0"/>
+        <w:spacing w:line="240" w:lineRule="auto"/>
+        <w:ind w:left="-425.1968503937008" w:right="-561.2598425196836" w:firstLine="0"/>
+        <w:rPr>
+          <w:b w:val="1"/>
+          <w:bCs w:val="1"/>
+          <w:sz w:val="24"/>
+          <w:szCs w:val="24"/>
+        </w:rPr>
+      </w:pPr>
+      <w:r>
+        <w:rPr>
+          <w:rtl w:val="0"/>
+        </w:rPr>
+      </w:r>
+    </w:p>
+    <w:p>
+      <w:pPr>
+        <w:keepNext w:val="1"/>
+        <w:keepLines w:val="1"/>
+        <w:widowControl w:val="0"/>
+        <w:spacing w:line="240" w:lineRule="auto"/>
+        <w:ind w:left="-425.1968503937008" w:right="-561.2598425196836" w:firstLine="0"/>
+        <w:rPr>
+          <w:sz w:val="24"/>
+          <w:szCs w:val="24"/>
+        </w:rPr>
+      </w:pPr>
+      <w:r>
+        <w:rPr>
+          <w:b w:val="1"/>
+          <w:bCs w:val="1"/>
+          <w:sz w:val="24"/>
+          <w:szCs w:val="24"/>
+          <w:rtl w:val="0"/>
+        </w:rPr>
+        <w:t xml:space="preserve">Vitalis </w:t>
+      </w:r>
+      <w:r>
+        <w:rPr>
+          <w:sz w:val="24"/>
+          <w:szCs w:val="24"/>
+          <w:rtl w:val="0"/>
+        </w:rPr>
+        <w:t xml:space="preserve">|</w:t>
+      </w:r>
+      <w:r>
+        <w:rPr>
+          <w:b w:val="1"/>
+          <w:bCs w:val="1"/>
+          <w:sz w:val="24"/>
+          <w:szCs w:val="24"/>
+          <w:rtl w:val="0"/>
+        </w:rPr>
+        <w:t xml:space="preserve"> </w:t>
+      </w:r>
+      <w:r>
+        <w:rPr>
+          <w:sz w:val="24"/>
+          <w:szCs w:val="24"/>
+          <w:rtl w:val="0"/>
+        </w:rPr>
+        <w:t xml:space="preserve">AI-Powered Medical Screening |</w:t>
+      </w:r>
+      <w:r>
+        <w:rPr>
+          <w:b w:val="1"/>
+          <w:bCs w:val="1"/>
+          <w:sz w:val="24"/>
+          <w:szCs w:val="24"/>
+          <w:rtl w:val="0"/>
+        </w:rPr>
+        <w:t xml:space="preserve"> </w:t>
+      </w:r>
+      <w:r>
+        <w:rPr>
+          <w:sz w:val="24"/>
+          <w:szCs w:val="24"/>
+          <w:rtl w:val="0"/>
+        </w:rPr>
+        <w:t xml:space="preserve">Flutter, FastAPI, MedGemma, HeAR, AI-chat</w:t>
       </w:r>
     </w:p>
     <w:p>
@@ -1038,6 +1387,10 @@
         <w:keepLines w:val="1"/>
         <w:pageBreakBefore w:val="0"/>
         <w:widowControl w:val="0"/>
+        <w:numPr>
+          <w:ilvl w:val="0"/>
+          <w:numId w:val="1"/>
+        </w:numPr>
         <w:pBdr>
           <w:top w:space="0" w:sz="0" w:val="nil"/>
           <w:left w:space="0" w:sz="0" w:val="nil"/>
@@ -1047,198 +1400,89 @@
         </w:pBdr>
         <w:shd w:fill="auto" w:val="clear"/>
         <w:spacing w:after="0" w:before="0" w:line="240" w:lineRule="auto"/>
-        <w:ind w:right="-561.2598425196836"/>
+        <w:ind w:left="141.73228346456688" w:right="-561.2598425196836" w:hanging="360"/>
         <w:jc w:val="left"/>
-        <w:rPr/>
-      </w:pPr>
-      <w:r>
-        <w:rPr>
-          <w:rtl w:val="0"/>
-        </w:rPr>
-      </w:r>
-    </w:p>
-    <w:p>
-      <w:pPr>
-        <w:keepNext w:val="1"/>
-        <w:keepLines w:val="1"/>
-        <w:widowControl w:val="0"/>
-        <w:spacing w:line="240" w:lineRule="auto"/>
-        <w:ind w:left="-425.19685039370086" w:right="-561.2598425196836" w:firstLine="0"/>
-        <w:rPr>
-          <w:sz w:val="24"/>
-          <w:szCs w:val="24"/>
-        </w:rPr>
-      </w:pPr>
-      <w:r>
-        <w:rPr>
-          <w:b w:val="1"/>
-          <w:bCs w:val="1"/>
-          <w:sz w:val="24"/>
-          <w:szCs w:val="24"/>
-          <w:rtl w:val="0"/>
-        </w:rPr>
-        <w:t xml:space="preserve">NVIDIA</w:t>
-      </w:r>
-      <w:r>
-        <w:rPr>
-          <w:sz w:val="24"/>
-          <w:szCs w:val="24"/>
-          <w:rtl w:val="0"/>
-        </w:rPr>
-        <w:t xml:space="preserve"> | System Software Engineer | C++, Python | Aug 2017 - Jul 2018</w:t>
-      </w:r>
-    </w:p>
-    <w:p>
-      <w:pPr>
-        <w:keepNext w:val="1"/>
-        <w:keepLines w:val="1"/>
-        <w:widowControl w:val="0"/>
-        <w:spacing w:line="240" w:lineRule="auto"/>
-        <w:ind w:left="-425.19685039370086" w:right="-561.2598425196836" w:firstLine="0"/>
-        <w:rPr>
-          <w:sz w:val="24"/>
-          <w:szCs w:val="24"/>
-        </w:rPr>
-      </w:pPr>
-      <w:r>
-        <w:rPr>
-          <w:rtl w:val="0"/>
-        </w:rPr>
-      </w:r>
-    </w:p>
-    <w:p>
-      <w:pPr>
-        <w:keepNext w:val="1"/>
-        <w:keepLines w:val="1"/>
+      </w:pPr>
+      <w:r>
+        <w:rPr>
+          <w:rtl w:val="0"/>
+        </w:rPr>
+        <w:t xml:space="preserve">Built 8-module medical AI screening platform integrating Google's MedGemma, HeAR, and MedSigLIP foundation models on Cloud Run GPU backend.</w:t>
+      </w:r>
+      <w:r>
+        <w:rPr>
+          <w:rtl w:val="0"/>
+        </w:rPr>
+      </w:r>
+    </w:p>
+    <w:p>
+      <w:pPr>
+        <w:keepNext w:val="1"/>
+        <w:keepLines w:val="1"/>
+        <w:widowControl w:val="0"/>
+        <w:spacing w:line="240" w:lineRule="auto"/>
+        <w:ind w:left="-425.1968503937008" w:right="-561.2598425196836" w:firstLine="0"/>
+        <w:rPr>
+          <w:b w:val="1"/>
+          <w:bCs w:val="1"/>
+          <w:sz w:val="24"/>
+          <w:szCs w:val="24"/>
+        </w:rPr>
+      </w:pPr>
+      <w:r>
+        <w:rPr>
+          <w:rtl w:val="0"/>
+        </w:rPr>
+      </w:r>
+    </w:p>
+    <w:p>
+      <w:pPr>
+        <w:keepNext w:val="1"/>
+        <w:keepLines w:val="1"/>
+        <w:widowControl w:val="0"/>
+        <w:spacing w:line="240" w:lineRule="auto"/>
+        <w:ind w:left="-425.19685039370086" w:right="-561.2598425196836" w:firstLine="0"/>
+        <w:rPr>
+          <w:sz w:val="24"/>
+          <w:szCs w:val="24"/>
+        </w:rPr>
+      </w:pPr>
+      <w:r>
+        <w:rPr>
+          <w:b w:val="1"/>
+          <w:bCs w:val="1"/>
+          <w:sz w:val="24"/>
+          <w:szCs w:val="24"/>
+          <w:rtl w:val="0"/>
+        </w:rPr>
+        <w:t xml:space="preserve">Ai-Powered Youtube Video Summarizer</w:t>
+      </w:r>
+      <w:r>
+        <w:rPr>
+          <w:sz w:val="24"/>
+          <w:szCs w:val="24"/>
+          <w:rtl w:val="0"/>
+        </w:rPr>
+        <w:t xml:space="preserve"> | </w:t>
+      </w:r>
+      <w:r>
+        <w:rPr>
+          <w:sz w:val="24"/>
+          <w:szCs w:val="24"/>
+          <w:rtl w:val="0"/>
+        </w:rPr>
+        <w:t xml:space="preserve">React Native, LangChain, Vector DB</w:t>
+      </w:r>
+    </w:p>
+    <w:p>
+      <w:pPr>
+        <w:keepNext w:val="1"/>
+        <w:keepLines w:val="1"/>
+        <w:pageBreakBefore w:val="0"/>
         <w:widowControl w:val="0"/>
         <w:numPr>
           <w:ilvl w:val="0"/>
-          <w:numId w:val="2"/>
-        </w:numPr>
-        <w:spacing w:line="240" w:lineRule="auto"/>
-        <w:ind w:left="141.73228346456688" w:hanging="360"/>
-      </w:pPr>
-      <w:r>
-        <w:rPr>
-          <w:b w:val="1"/>
-          <w:bCs w:val="1"/>
-          <w:rtl w:val="0"/>
-        </w:rPr>
-        <w:t xml:space="preserve">Imaging Stack Optimization:</w:t>
-      </w:r>
-      <w:r>
-        <w:rPr>
-          <w:rtl w:val="0"/>
-        </w:rPr>
-        <w:t xml:space="preserve"> Enhanced the Tegra Camera imaging stack, resolving critical </w:t>
-      </w:r>
-      <w:r>
-        <w:rPr>
-          <w:b w:val="1"/>
-          <w:bCs w:val="1"/>
-          <w:rtl w:val="0"/>
-        </w:rPr>
-        <w:t xml:space="preserve">Lens Shading</w:t>
-      </w:r>
-      <w:r>
-        <w:rPr>
-          <w:rtl w:val="0"/>
-        </w:rPr>
-        <w:t xml:space="preserve"> and </w:t>
-      </w:r>
-      <w:r>
-        <w:rPr>
-          <w:b w:val="1"/>
-          <w:bCs w:val="1"/>
-          <w:rtl w:val="0"/>
-        </w:rPr>
-        <w:t xml:space="preserve">Bayer Demosaicing</w:t>
-      </w:r>
-      <w:r>
-        <w:rPr>
-          <w:rtl w:val="0"/>
-        </w:rPr>
-        <w:t xml:space="preserve"> artifacts for high-precision computer vision applications</w:t>
-      </w:r>
-      <w:r>
-        <w:rPr>
-          <w:rtl w:val="0"/>
-        </w:rPr>
-      </w:r>
-    </w:p>
-    <w:p>
-      <w:pPr>
-        <w:keepNext w:val="1"/>
-        <w:keepLines w:val="1"/>
-        <w:widowControl w:val="0"/>
-        <w:spacing w:after="0" w:before="0" w:line="240" w:lineRule="auto"/>
-        <w:ind w:left="-425.19685039370086" w:right="-561.2598425196836" w:firstLine="0"/>
-        <w:rPr/>
-      </w:pPr>
-      <w:r>
-        <w:rPr>
-          <w:rtl w:val="0"/>
-        </w:rPr>
-      </w:r>
-    </w:p>
-    <w:p>
-      <w:pPr>
-        <w:keepNext w:val="1"/>
-        <w:keepLines w:val="1"/>
-        <w:widowControl w:val="0"/>
-        <w:spacing w:line="240" w:lineRule="auto"/>
-        <w:ind w:left="-425.19685039370086" w:right="-561.2598425196836" w:firstLine="0"/>
-        <w:rPr>
-          <w:sz w:val="24"/>
-          <w:szCs w:val="24"/>
-        </w:rPr>
-      </w:pPr>
-      <w:r>
-        <w:rPr>
-          <w:b w:val="1"/>
-          <w:bCs w:val="1"/>
-          <w:sz w:val="24"/>
-          <w:szCs w:val="24"/>
-          <w:rtl w:val="0"/>
-        </w:rPr>
-        <w:t xml:space="preserve">DRDO</w:t>
-      </w:r>
-      <w:r>
-        <w:rPr>
-          <w:sz w:val="24"/>
-          <w:szCs w:val="24"/>
-          <w:rtl w:val="0"/>
-        </w:rPr>
-        <w:t xml:space="preserve"> | Scientist | C++, MATLAB, OpenCV | Aug 2013 - Jul 2015</w:t>
-      </w:r>
-    </w:p>
-    <w:p>
-      <w:pPr>
-        <w:keepNext w:val="1"/>
-        <w:keepLines w:val="1"/>
-        <w:widowControl w:val="0"/>
-        <w:spacing w:line="240" w:lineRule="auto"/>
-        <w:ind w:left="-425.19685039370086" w:right="-561.2598425196836" w:firstLine="0"/>
-        <w:rPr>
-          <w:sz w:val="24"/>
-          <w:szCs w:val="24"/>
-        </w:rPr>
-      </w:pPr>
-      <w:r>
-        <w:rPr>
-          <w:rtl w:val="0"/>
-        </w:rPr>
-      </w:r>
-    </w:p>
-    <w:p>
-      <w:pPr>
-        <w:keepNext w:val="1"/>
-        <w:keepLines w:val="1"/>
-        <w:pageBreakBefore w:val="0"/>
-        <w:widowControl w:val="0"/>
-        <w:numPr>
-          <w:ilvl w:val="0"/>
-          <w:numId w:val="2"/>
+          <w:numId w:val="1"/>
         </w:numPr>
         <w:pBdr>
           <w:top w:space="0" w:sz="0" w:val="nil"/>
@@ -1256,7 +1500,77 @@
         <w:rPr>
           <w:rtl w:val="0"/>
         </w:rPr>
-        <w:t xml:space="preserve">Engineered solutions for lens shading correction in Thermal Imagers (LREO/MREO), critical for night vision.</w:t>
+        <w:t xml:space="preserve">Developed a cross-platform mobile app (</w:t>
+      </w:r>
+      <w:r>
+        <w:rPr>
+          <w:b w:val="1"/>
+          <w:bCs w:val="1"/>
+          <w:rtl w:val="0"/>
+        </w:rPr>
+        <w:t xml:space="preserve">Expo</w:t>
+      </w:r>
+      <w:r>
+        <w:rPr>
+          <w:rtl w:val="0"/>
+        </w:rPr>
+        <w:t xml:space="preserve">/</w:t>
+      </w:r>
+      <w:r>
+        <w:rPr>
+          <w:b w:val="1"/>
+          <w:bCs w:val="1"/>
+          <w:rtl w:val="0"/>
+        </w:rPr>
+        <w:t xml:space="preserve">React</w:t>
+      </w:r>
+      <w:r>
+        <w:rPr>
+          <w:rtl w:val="0"/>
+        </w:rPr>
+        <w:t xml:space="preserve"> </w:t>
+      </w:r>
+      <w:r>
+        <w:rPr>
+          <w:b w:val="1"/>
+          <w:bCs w:val="1"/>
+          <w:rtl w:val="0"/>
+        </w:rPr>
+        <w:t xml:space="preserve">Native</w:t>
+      </w:r>
+      <w:r>
+        <w:rPr>
+          <w:rtl w:val="0"/>
+        </w:rPr>
+        <w:t xml:space="preserve">) for podcast and video summarization using </w:t>
+      </w:r>
+      <w:r>
+        <w:rPr>
+          <w:b w:val="1"/>
+          <w:bCs w:val="1"/>
+          <w:rtl w:val="0"/>
+        </w:rPr>
+        <w:t xml:space="preserve">LLMs</w:t>
+      </w:r>
+      <w:r>
+        <w:rPr>
+          <w:rtl w:val="0"/>
+        </w:rPr>
+        <w:t xml:space="preserve"> and </w:t>
+      </w:r>
+      <w:r>
+        <w:rPr>
+          <w:b w:val="1"/>
+          <w:bCs w:val="1"/>
+          <w:rtl w:val="0"/>
+        </w:rPr>
+        <w:t xml:space="preserve">RAG</w:t>
+      </w:r>
+      <w:r>
+        <w:rPr>
+          <w:rtl w:val="0"/>
+        </w:rPr>
+        <w:t xml:space="preserve">.</w:t>
       </w:r>
     </w:p>
     <w:p>
@@ -1267,7 +1581,7 @@
         <w:widowControl w:val="0"/>
         <w:numPr>
           <w:ilvl w:val="0"/>
-          <w:numId w:val="2"/>
+          <w:numId w:val="1"/>
         </w:numPr>
         <w:pBdr>
           <w:top w:space="0" w:sz="0" w:val="nil"/>
@@ -1285,12 +1599,11 @@
         <w:rPr>
           <w:rtl w:val="0"/>
         </w:rPr>
-        <w:t xml:space="preserve">Built a custom Raspberry Pi-based remote controller for Thermal Imagers, eliminating external procurement costs.</w:t>
-      </w:r>
-    </w:p>
-    <w:p>
-      <w:pPr>
-        <w:pStyle w:val="Heading2"/>
+        <w:t xml:space="preserve">Integrated vector databases for semantic search and managed full-stack deployment for real-time inference.</w:t>
+      </w:r>
+    </w:p>
+    <w:p>
+      <w:pPr>
         <w:keepNext w:val="1"/>
         <w:keepLines w:val="1"/>
         <w:widowControl w:val="0"/>
@@ -1303,17 +1616,14 @@
           <w:szCs w:val="34"/>
         </w:rPr>
       </w:pPr>
-      <w:bookmarkStart w:colFirst="0" w:colLast="0" w:name="_k8zauwzgpei7" w:id="1"/>
-      <w:bookmarkEnd w:id="1"/>
-      <w:r>
-        <w:rPr>
-          <w:rtl w:val="0"/>
-        </w:rPr>
-      </w:r>
-    </w:p>
-    <w:p>
-      <w:pPr>
-        <w:pStyle w:val="Heading2"/>
+      <w:r>
+        <w:rPr>
+          <w:rtl w:val="0"/>
+        </w:rPr>
+      </w:r>
+    </w:p>
+    <w:p>
+      <w:pPr>
         <w:keepNext w:val="1"/>
         <w:keepLines w:val="1"/>
         <w:widowControl w:val="0"/>
@@ -1329,8 +1639,6 @@
           <w:szCs w:val="34"/>
         </w:rPr>
       </w:pPr>
-      <w:bookmarkStart w:colFirst="0" w:colLast="0" w:name="_t0uoed2jn8vu" w:id="2"/>
-      <w:bookmarkEnd w:id="2"/>
       <w:r>
         <w:rPr>
           <w:b w:val="1"/>
@@ -1339,196 +1647,165 @@
           <w:szCs w:val="28"/>
           <w:rtl w:val="0"/>
         </w:rPr>
-        <w:t xml:space="preserve">PROJECTS</w:t>
-      </w:r>
-      <w:r>
-        <w:rPr>
-          <w:rtl w:val="0"/>
-        </w:rPr>
-      </w:r>
-    </w:p>
-    <w:p>
-      <w:pPr>
-        <w:keepNext w:val="1"/>
-        <w:keepLines w:val="1"/>
-        <w:widowControl w:val="0"/>
-        <w:spacing w:line="240" w:lineRule="auto"/>
-        <w:ind w:left="-425.19685039370086" w:right="-561.2598425196836" w:firstLine="0"/>
-        <w:rPr>
-          <w:b w:val="1"/>
-          <w:bCs w:val="1"/>
-          <w:sz w:val="24"/>
-          <w:szCs w:val="24"/>
-        </w:rPr>
-      </w:pPr>
-      <w:r>
-        <w:rPr>
-          <w:rtl w:val="0"/>
-        </w:rPr>
-      </w:r>
-    </w:p>
-    <w:p>
-      <w:pPr>
-        <w:keepNext w:val="1"/>
-        <w:keepLines w:val="1"/>
-        <w:widowControl w:val="0"/>
-        <w:spacing w:after="0" w:line="240" w:lineRule="auto"/>
-        <w:ind w:left="-425.1968503937008" w:firstLine="0"/>
-        <w:rPr>
-          <w:i w:val="1"/>
-          <w:iCs w:val="1"/>
-          <w:sz w:val="24"/>
-          <w:szCs w:val="24"/>
-        </w:rPr>
-      </w:pPr>
-      <w:r>
-        <w:rPr>
-          <w:b w:val="1"/>
-          <w:bCs w:val="1"/>
-          <w:sz w:val="24"/>
-          <w:szCs w:val="24"/>
-          <w:rtl w:val="0"/>
-        </w:rPr>
-        <w:t xml:space="preserve">Calox - AI-Native Personal Analytics Agent</w:t>
-      </w:r>
-      <w:r>
-        <w:rPr>
-          <w:sz w:val="24"/>
-          <w:szCs w:val="24"/>
-          <w:rtl w:val="0"/>
-        </w:rPr>
-        <w:t xml:space="preserve"> | </w:t>
-      </w:r>
-      <w:r>
-        <w:rPr>
-          <w:i w:val="1"/>
-          <w:iCs w:val="1"/>
-          <w:sz w:val="24"/>
-          <w:szCs w:val="24"/>
-          <w:rtl w:val="0"/>
-        </w:rPr>
-        <w:t xml:space="preserve">Flutter, Hive, Gemini</w:t>
-      </w:r>
-    </w:p>
-    <w:p>
-      <w:pPr>
-        <w:keepNext w:val="1"/>
-        <w:keepLines w:val="1"/>
-        <w:widowControl w:val="0"/>
-        <w:numPr>
-          <w:ilvl w:val="0"/>
-          <w:numId w:val="1"/>
-        </w:numPr>
-        <w:spacing w:after="0" w:before="0" w:line="240" w:lineRule="auto"/>
-        <w:ind w:left="141.73228346456688" w:hanging="360"/>
-        <w:rPr>
-          <w:b w:val="1"/>
-          <w:bCs w:val="1"/>
-        </w:rPr>
-      </w:pPr>
-      <w:r>
-        <w:rPr>
-          <w:b w:val="1"/>
-          <w:bCs w:val="1"/>
-          <w:rtl w:val="0"/>
-        </w:rPr>
-        <w:t xml:space="preserve">Architected an Offline-First AI Platform: </w:t>
-      </w:r>
-      <w:r>
-        <w:rPr>
-          <w:rtl w:val="0"/>
-        </w:rPr>
-        <w:t xml:space="preserve">Integrated a local NoSQL database (Hive) with cloud-based LLM inference for privacy-centric analytics.</w:t>
-      </w:r>
-    </w:p>
-    <w:p>
-      <w:pPr>
-        <w:keepNext w:val="1"/>
-        <w:keepLines w:val="1"/>
-        <w:widowControl w:val="0"/>
-        <w:numPr>
-          <w:ilvl w:val="0"/>
-          <w:numId w:val="1"/>
-        </w:numPr>
-        <w:spacing w:after="0" w:before="0" w:line="240" w:lineRule="auto"/>
-        <w:ind w:left="141.73228346456688" w:hanging="360"/>
-        <w:rPr>
-          <w:b w:val="1"/>
-          <w:bCs w:val="1"/>
-        </w:rPr>
-      </w:pPr>
-      <w:r>
-        <w:rPr>
-          <w:b w:val="1"/>
-          <w:bCs w:val="1"/>
-          <w:rtl w:val="0"/>
-        </w:rPr>
-        <w:t xml:space="preserve">Engineered an Autonomous Analyst: </w:t>
-      </w:r>
-      <w:r>
-        <w:rPr>
-          <w:rtl w:val="0"/>
-        </w:rPr>
-        <w:t xml:space="preserve">Developed an agent to ingest unstructured logs and generate trend visualizations</w:t>
-      </w:r>
-    </w:p>
-    <w:p>
-      <w:pPr>
-        <w:keepNext w:val="1"/>
-        <w:keepLines w:val="1"/>
-        <w:widowControl w:val="0"/>
-        <w:spacing w:line="240" w:lineRule="auto"/>
-        <w:ind w:left="-425.19685039370086" w:right="-561.2598425196836" w:firstLine="0"/>
-        <w:rPr>
-          <w:b w:val="1"/>
-          <w:bCs w:val="1"/>
-          <w:sz w:val="24"/>
-          <w:szCs w:val="24"/>
-        </w:rPr>
-      </w:pPr>
-      <w:r>
-        <w:rPr>
-          <w:rtl w:val="0"/>
-        </w:rPr>
-      </w:r>
-    </w:p>
-    <w:p>
-      <w:pPr>
-        <w:keepNext w:val="1"/>
-        <w:keepLines w:val="1"/>
-        <w:widowControl w:val="0"/>
-        <w:spacing w:line="240" w:lineRule="auto"/>
-        <w:ind w:left="-425.19685039370086" w:right="-561.2598425196836" w:firstLine="0"/>
-        <w:rPr>
-          <w:sz w:val="24"/>
-          <w:szCs w:val="24"/>
-        </w:rPr>
-      </w:pPr>
-      <w:r>
-        <w:rPr>
-          <w:b w:val="1"/>
-          <w:bCs w:val="1"/>
-          <w:sz w:val="24"/>
-          <w:szCs w:val="24"/>
-          <w:rtl w:val="0"/>
-        </w:rPr>
-        <w:t xml:space="preserve">Ai-Powered Youtube Video Summarizer</w:t>
-      </w:r>
-      <w:r>
-        <w:rPr>
-          <w:sz w:val="24"/>
-          <w:szCs w:val="24"/>
-          <w:rtl w:val="0"/>
-        </w:rPr>
-        <w:t xml:space="preserve"> | </w:t>
-      </w:r>
-      <w:r>
-        <w:rPr>
-          <w:sz w:val="24"/>
-          <w:szCs w:val="24"/>
-          <w:rtl w:val="0"/>
-        </w:rPr>
-        <w:t xml:space="preserve">React Native, LangChain, Vector DB</w:t>
+        <w:t xml:space="preserve">SKILLS</w:t>
+      </w:r>
+      <w:r>
+        <w:rPr>
+          <w:rtl w:val="0"/>
+        </w:rPr>
+      </w:r>
+    </w:p>
+    <w:p>
+      <w:pPr>
+        <w:keepNext w:val="1"/>
+        <w:keepLines w:val="1"/>
+        <w:widowControl w:val="0"/>
+        <w:spacing w:line="240" w:lineRule="auto"/>
+        <w:ind w:left="-425.19685039370086" w:right="-561.2598425196836" w:firstLine="0"/>
+        <w:rPr>
+          <w:b w:val="1"/>
+          <w:bCs w:val="1"/>
+        </w:rPr>
+      </w:pPr>
+      <w:r>
+        <w:rPr>
+          <w:rtl w:val="0"/>
+        </w:rPr>
+      </w:r>
+    </w:p>
+    <w:p>
+      <w:pPr>
+        <w:keepNext w:val="1"/>
+        <w:keepLines w:val="1"/>
+        <w:widowControl w:val="0"/>
+        <w:spacing w:line="240" w:lineRule="auto"/>
+        <w:ind w:left="-425.19685039370086" w:right="-561.2598425196836" w:firstLine="0"/>
+        <w:rPr/>
+      </w:pPr>
+      <w:r>
+        <w:rPr>
+          <w:b w:val="1"/>
+          <w:bCs w:val="1"/>
+          <w:rtl w:val="0"/>
+        </w:rPr>
+        <w:t xml:space="preserve">Languages</w:t>
+      </w:r>
+      <w:r>
+        <w:rPr>
+          <w:rtl w:val="0"/>
+        </w:rPr>
+        <w:t xml:space="preserve">: Python (10+), C++ (10+)</w:t>
+      </w:r>
+    </w:p>
+    <w:p>
+      <w:pPr>
+        <w:keepNext w:val="1"/>
+        <w:keepLines w:val="1"/>
+        <w:widowControl w:val="0"/>
+        <w:spacing w:line="240" w:lineRule="auto"/>
+        <w:ind w:left="-425.19685039370086" w:right="-561.2598425196836" w:firstLine="0"/>
+        <w:rPr/>
+      </w:pPr>
+      <w:r>
+        <w:rPr>
+          <w:b w:val="1"/>
+          <w:bCs w:val="1"/>
+          <w:rtl w:val="0"/>
+        </w:rPr>
+        <w:t xml:space="preserve">AI/ML</w:t>
+      </w:r>
+      <w:r>
+        <w:rPr>
+          <w:rtl w:val="0"/>
+        </w:rPr>
+        <w:t xml:space="preserve">: AI Agents, LangGraph, LLMs, RAG, VectorDB, Computer Vision (OpenCV), ASR (Whisper)</w:t>
+      </w:r>
+    </w:p>
+    <w:p>
+      <w:pPr>
+        <w:keepNext w:val="1"/>
+        <w:keepLines w:val="1"/>
+        <w:widowControl w:val="0"/>
+        <w:spacing w:line="240" w:lineRule="auto"/>
+        <w:ind w:left="-425.19685039370086" w:right="-561.2598425196836" w:firstLine="0"/>
+        <w:rPr>
+          <w:b w:val="1"/>
+          <w:bCs w:val="1"/>
+          <w:sz w:val="34"/>
+          <w:szCs w:val="34"/>
+        </w:rPr>
+      </w:pPr>
+      <w:r>
+        <w:rPr>
+          <w:b w:val="1"/>
+          <w:bCs w:val="1"/>
+          <w:rtl w:val="0"/>
+        </w:rPr>
+        <w:t xml:space="preserve">Systems</w:t>
+      </w:r>
+      <w:r>
+        <w:rPr>
+          <w:rtl w:val="0"/>
+        </w:rPr>
+        <w:t xml:space="preserve">: Git, Linux, FastAPI</w:t>
+      </w:r>
+      <w:r>
+        <w:rPr>
+          <w:rtl w:val="0"/>
+        </w:rPr>
+      </w:r>
+    </w:p>
+    <w:p>
+      <w:pPr>
+        <w:keepNext w:val="1"/>
+        <w:keepLines w:val="1"/>
+        <w:widowControl w:val="0"/>
+        <w:spacing w:line="240" w:lineRule="auto"/>
+        <w:ind w:left="-425.19685039370086" w:right="-561.2598425196836" w:firstLine="0"/>
+        <w:rPr>
+          <w:b w:val="1"/>
+          <w:bCs w:val="1"/>
+          <w:sz w:val="34"/>
+          <w:szCs w:val="34"/>
+        </w:rPr>
+      </w:pPr>
+      <w:r>
+        <w:rPr>
+          <w:rtl w:val="0"/>
+        </w:rPr>
+      </w:r>
+    </w:p>
+    <w:p>
+      <w:pPr>
+        <w:keepNext w:val="1"/>
+        <w:keepLines w:val="1"/>
+        <w:widowControl w:val="0"/>
+        <w:pBdr>
+          <w:bottom w:color="000000" w:space="2" w:sz="8" w:val="single"/>
+        </w:pBdr>
+        <w:spacing w:line="240" w:lineRule="auto"/>
+        <w:ind w:left="-425.19685039370086" w:right="-561.2598425196836" w:firstLine="0"/>
+        <w:rPr>
+          <w:b w:val="1"/>
+          <w:bCs w:val="1"/>
+          <w:sz w:val="34"/>
+          <w:szCs w:val="34"/>
+        </w:rPr>
+      </w:pPr>
+      <w:r>
+        <w:rPr>
+          <w:b w:val="1"/>
+          <w:bCs w:val="1"/>
+          <w:sz w:val="28"/>
+          <w:szCs w:val="28"/>
+          <w:rtl w:val="0"/>
+        </w:rPr>
+        <w:t xml:space="preserve">ACHIEVEMENTS</w:t>
+      </w:r>
+      <w:r>
+        <w:rPr>
+          <w:rtl w:val="0"/>
+        </w:rPr>
       </w:r>
     </w:p>
     <w:p>
@@ -1537,10 +1814,6 @@
         <w:keepLines w:val="1"/>
         <w:pageBreakBefore w:val="0"/>
         <w:widowControl w:val="0"/>
-        <w:numPr>
-          <w:ilvl w:val="0"/>
-          <w:numId w:val="2"/>
-        </w:numPr>
         <w:pBdr>
           <w:top w:space="0" w:sz="0" w:val="nil"/>
           <w:left w:space="0" w:sz="0" w:val="nil"/>
@@ -1550,84 +1823,17 @@
         </w:pBdr>
         <w:shd w:fill="auto" w:val="clear"/>
         <w:spacing w:after="0" w:before="0" w:line="240" w:lineRule="auto"/>
-        <w:ind w:left="141.73228346456688" w:right="-561.2598425196836" w:hanging="360"/>
+        <w:ind w:left="0" w:right="-561.2598425196836" w:firstLine="0"/>
         <w:jc w:val="left"/>
-      </w:pPr>
-      <w:r>
-        <w:rPr>
-          <w:rtl w:val="0"/>
-        </w:rPr>
-        <w:t xml:space="preserve">Developed a cross-platform mobile app (</w:t>
-      </w:r>
-      <w:r>
-        <w:rPr>
-          <w:b w:val="1"/>
-          <w:bCs w:val="1"/>
-          <w:rtl w:val="0"/>
-        </w:rPr>
-        <w:t xml:space="preserve">Expo</w:t>
-      </w:r>
-      <w:r>
-        <w:rPr>
-          <w:rtl w:val="0"/>
-        </w:rPr>
-        <w:t xml:space="preserve">/</w:t>
-      </w:r>
-      <w:r>
-        <w:rPr>
-          <w:b w:val="1"/>
-          <w:bCs w:val="1"/>
-          <w:rtl w:val="0"/>
-        </w:rPr>
-        <w:t xml:space="preserve">React</w:t>
-      </w:r>
-      <w:r>
-        <w:rPr>
-          <w:rtl w:val="0"/>
-        </w:rPr>
-        <w:t xml:space="preserve"> </w:t>
-      </w:r>
-      <w:r>
-        <w:rPr>
-          <w:b w:val="1"/>
-          <w:bCs w:val="1"/>
-          <w:rtl w:val="0"/>
-        </w:rPr>
-        <w:t xml:space="preserve">Native</w:t>
-      </w:r>
-      <w:r>
-        <w:rPr>
-          <w:rtl w:val="0"/>
-        </w:rPr>
-        <w:t xml:space="preserve">) for podcast and video summarization using </w:t>
-      </w:r>
-      <w:r>
-        <w:rPr>
-          <w:b w:val="1"/>
-          <w:bCs w:val="1"/>
-          <w:rtl w:val="0"/>
-        </w:rPr>
-        <w:t xml:space="preserve">LLMs</w:t>
-      </w:r>
-      <w:r>
-        <w:rPr>
-          <w:rtl w:val="0"/>
-        </w:rPr>
-        <w:t xml:space="preserve"> and </w:t>
-      </w:r>
-      <w:r>
-        <w:rPr>
-          <w:b w:val="1"/>
-          <w:bCs w:val="1"/>
-          <w:rtl w:val="0"/>
-        </w:rPr>
-        <w:t xml:space="preserve">RAG</w:t>
-      </w:r>
-      <w:r>
-        <w:rPr>
-          <w:rtl w:val="0"/>
-        </w:rPr>
-        <w:t xml:space="preserve">.</w:t>
+        <w:rPr>
+          <w:b w:val="1"/>
+          <w:bCs w:val="1"/>
+        </w:rPr>
+      </w:pPr>
+      <w:r>
+        <w:rPr>
+          <w:rtl w:val="0"/>
+        </w:rPr>
       </w:r>
     </w:p>
     <w:p>
@@ -1638,7 +1844,7 @@
         <w:widowControl w:val="0"/>
         <w:numPr>
           <w:ilvl w:val="0"/>
-          <w:numId w:val="2"/>
+          <w:numId w:val="1"/>
         </w:numPr>
         <w:pBdr>
           <w:top w:space="0" w:sz="0" w:val="nil"/>
@@ -1654,17 +1860,31 @@
       </w:pPr>
       <w:r>
         <w:rPr>
-          <w:rtl w:val="0"/>
-        </w:rPr>
-        <w:t xml:space="preserve">Integrated vector databases for semantic search and managed full-stack deployment for real-time inference.</w:t>
-      </w:r>
-    </w:p>
-    <w:p>
-      <w:pPr>
-        <w:keepNext w:val="1"/>
-        <w:keepLines w:val="1"/>
-        <w:widowControl w:val="0"/>
-        <w:spacing w:after="0" w:before="0" w:line="240" w:lineRule="auto"/>
+          <w:b w:val="1"/>
+          <w:bCs w:val="1"/>
+          <w:rtl w:val="0"/>
+        </w:rPr>
+        <w:t xml:space="preserve">Top Ranks:</w:t>
+      </w:r>
+      <w:r>
+        <w:rPr>
+          <w:rtl w:val="0"/>
+        </w:rPr>
+        <w:t xml:space="preserve"> GATE (AIR 423, 99.9%), IIT-JEE (Top 1%), GRE (321/340 - 170/170 Quant)</w:t>
+      </w:r>
+      <w:r>
+        <w:rPr>
+          <w:rtl w:val="0"/>
+        </w:rPr>
+      </w:r>
+    </w:p>
+    <w:p>
+      <w:pPr>
+        <w:pStyle w:val="Heading2"/>
+        <w:keepNext w:val="1"/>
+        <w:keepLines w:val="1"/>
+        <w:widowControl w:val="0"/>
+        <w:spacing w:after="80" w:before="0" w:line="240" w:lineRule="auto"/>
         <w:ind w:left="-425.19685039370086" w:right="-561.2598425196836" w:firstLine="0"/>
         <w:rPr>
           <w:b w:val="1"/>
@@ -1673,21 +1893,24 @@
           <w:szCs w:val="34"/>
         </w:rPr>
       </w:pPr>
-      <w:r>
-        <w:rPr>
-          <w:rtl w:val="0"/>
-        </w:rPr>
-      </w:r>
-    </w:p>
-    <w:p>
-      <w:pPr>
+      <w:bookmarkStart w:colFirst="0" w:colLast="0" w:name="_10m6ona38ak" w:id="5"/>
+      <w:bookmarkEnd w:id="5"/>
+      <w:r>
+        <w:rPr>
+          <w:rtl w:val="0"/>
+        </w:rPr>
+      </w:r>
+    </w:p>
+    <w:p>
+      <w:pPr>
+        <w:pStyle w:val="Heading2"/>
         <w:keepNext w:val="1"/>
         <w:keepLines w:val="1"/>
         <w:widowControl w:val="0"/>
         <w:pBdr>
           <w:bottom w:color="000000" w:space="2" w:sz="8" w:val="single"/>
         </w:pBdr>
-        <w:spacing w:after="0" w:before="0" w:line="240" w:lineRule="auto"/>
+        <w:spacing w:after="80" w:before="0" w:line="240" w:lineRule="auto"/>
         <w:ind w:left="-425.19685039370086" w:right="-561.2598425196836" w:firstLine="0"/>
         <w:rPr>
           <w:b w:val="1"/>
@@ -1696,6 +1919,8 @@
           <w:szCs w:val="34"/>
         </w:rPr>
       </w:pPr>
+      <w:bookmarkStart w:colFirst="0" w:colLast="0" w:name="_hiu60vhwsws" w:id="6"/>
+      <w:bookmarkEnd w:id="6"/>
       <w:r>
         <w:rPr>
           <w:b w:val="1"/>
@@ -1704,165 +1929,63 @@
           <w:szCs w:val="28"/>
           <w:rtl w:val="0"/>
         </w:rPr>
-        <w:t xml:space="preserve">SKILLS</w:t>
-      </w:r>
-      <w:r>
-        <w:rPr>
-          <w:rtl w:val="0"/>
-        </w:rPr>
-      </w:r>
-    </w:p>
-    <w:p>
-      <w:pPr>
-        <w:keepNext w:val="1"/>
-        <w:keepLines w:val="1"/>
-        <w:widowControl w:val="0"/>
-        <w:spacing w:line="240" w:lineRule="auto"/>
-        <w:ind w:left="-425.19685039370086" w:right="-561.2598425196836" w:firstLine="0"/>
-        <w:rPr>
-          <w:b w:val="1"/>
-          <w:bCs w:val="1"/>
-        </w:rPr>
-      </w:pPr>
-      <w:r>
-        <w:rPr>
-          <w:rtl w:val="0"/>
-        </w:rPr>
-      </w:r>
-    </w:p>
-    <w:p>
-      <w:pPr>
-        <w:keepNext w:val="1"/>
-        <w:keepLines w:val="1"/>
-        <w:widowControl w:val="0"/>
-        <w:spacing w:line="240" w:lineRule="auto"/>
-        <w:ind w:left="-425.19685039370086" w:right="-561.2598425196836" w:firstLine="0"/>
-        <w:rPr/>
-      </w:pPr>
-      <w:r>
-        <w:rPr>
-          <w:b w:val="1"/>
-          <w:bCs w:val="1"/>
-          <w:rtl w:val="0"/>
-        </w:rPr>
-        <w:t xml:space="preserve">Languages</w:t>
-      </w:r>
-      <w:r>
-        <w:rPr>
-          <w:rtl w:val="0"/>
-        </w:rPr>
-        <w:t xml:space="preserve">: Python, C++, JavaScript</w:t>
-      </w:r>
-    </w:p>
-    <w:p>
-      <w:pPr>
-        <w:keepNext w:val="1"/>
-        <w:keepLines w:val="1"/>
-        <w:widowControl w:val="0"/>
-        <w:spacing w:line="240" w:lineRule="auto"/>
-        <w:ind w:left="-425.19685039370086" w:right="-561.2598425196836" w:firstLine="0"/>
-        <w:rPr/>
-      </w:pPr>
-      <w:r>
-        <w:rPr>
-          <w:b w:val="1"/>
-          <w:bCs w:val="1"/>
-          <w:rtl w:val="0"/>
-        </w:rPr>
-        <w:t xml:space="preserve">AI/ML</w:t>
-      </w:r>
-      <w:r>
-        <w:rPr>
-          <w:rtl w:val="0"/>
-        </w:rPr>
-        <w:t xml:space="preserve">: Agents (LangGraph), LLMs (Gemini, LangChain), RAG, Deep Learning (FastAI, TensorFlow), Computer Vision (OpenCV), ASR (Whisper)</w:t>
-      </w:r>
-    </w:p>
-    <w:p>
-      <w:pPr>
-        <w:keepNext w:val="1"/>
-        <w:keepLines w:val="1"/>
-        <w:widowControl w:val="0"/>
-        <w:spacing w:line="240" w:lineRule="auto"/>
-        <w:ind w:left="-425.19685039370086" w:right="-561.2598425196836" w:firstLine="0"/>
-        <w:rPr>
-          <w:b w:val="1"/>
-          <w:bCs w:val="1"/>
-          <w:sz w:val="34"/>
-          <w:szCs w:val="34"/>
-        </w:rPr>
-      </w:pPr>
-      <w:r>
-        <w:rPr>
-          <w:b w:val="1"/>
-          <w:bCs w:val="1"/>
-          <w:rtl w:val="0"/>
-        </w:rPr>
-        <w:t xml:space="preserve">Systems</w:t>
-      </w:r>
-      <w:r>
-        <w:rPr>
-          <w:rtl w:val="0"/>
-        </w:rPr>
-        <w:t xml:space="preserve">: Git, Linux, Embedded Systems, MQTT, Real-time Audio Processing</w:t>
-      </w:r>
-      <w:r>
-        <w:rPr>
-          <w:rtl w:val="0"/>
-        </w:rPr>
-      </w:r>
-    </w:p>
-    <w:p>
-      <w:pPr>
-        <w:keepNext w:val="1"/>
-        <w:keepLines w:val="1"/>
-        <w:widowControl w:val="0"/>
-        <w:spacing w:line="240" w:lineRule="auto"/>
-        <w:ind w:left="-425.19685039370086" w:right="-561.2598425196836" w:firstLine="0"/>
-        <w:rPr>
-          <w:b w:val="1"/>
-          <w:bCs w:val="1"/>
-          <w:sz w:val="34"/>
-          <w:szCs w:val="34"/>
-        </w:rPr>
-      </w:pPr>
-      <w:r>
-        <w:rPr>
-          <w:rtl w:val="0"/>
-        </w:rPr>
-      </w:r>
-    </w:p>
-    <w:p>
-      <w:pPr>
-        <w:keepNext w:val="1"/>
-        <w:keepLines w:val="1"/>
-        <w:widowControl w:val="0"/>
-        <w:pBdr>
-          <w:bottom w:color="000000" w:space="2" w:sz="8" w:val="single"/>
-        </w:pBdr>
-        <w:spacing w:line="240" w:lineRule="auto"/>
-        <w:ind w:left="-425.19685039370086" w:right="-561.2598425196836" w:firstLine="0"/>
-        <w:rPr>
-          <w:b w:val="1"/>
-          <w:bCs w:val="1"/>
-          <w:sz w:val="34"/>
-          <w:szCs w:val="34"/>
-        </w:rPr>
-      </w:pPr>
-      <w:r>
-        <w:rPr>
-          <w:b w:val="1"/>
-          <w:bCs w:val="1"/>
-          <w:sz w:val="28"/>
-          <w:szCs w:val="28"/>
-          <w:rtl w:val="0"/>
-        </w:rPr>
-        <w:t xml:space="preserve">ACHIEVEMENTS</w:t>
-      </w:r>
-      <w:r>
-        <w:rPr>
-          <w:rtl w:val="0"/>
-        </w:rPr>
+        <w:t xml:space="preserve">EDUCATION</w:t>
+      </w:r>
+      <w:r>
+        <w:rPr>
+          <w:rtl w:val="0"/>
+        </w:rPr>
+      </w:r>
+    </w:p>
+    <w:p>
+      <w:pPr>
+        <w:keepNext w:val="1"/>
+        <w:keepLines w:val="1"/>
+        <w:widowControl w:val="0"/>
+        <w:spacing w:line="240" w:lineRule="auto"/>
+        <w:ind w:left="-425.19685039370086" w:right="-561.2598425196836" w:firstLine="0"/>
+        <w:rPr>
+          <w:b w:val="1"/>
+          <w:bCs w:val="1"/>
+          <w:sz w:val="24"/>
+          <w:szCs w:val="24"/>
+        </w:rPr>
+      </w:pPr>
+      <w:r>
+        <w:rPr>
+          <w:rtl w:val="0"/>
+        </w:rPr>
+      </w:r>
+    </w:p>
+    <w:p>
+      <w:pPr>
+        <w:keepNext w:val="1"/>
+        <w:keepLines w:val="1"/>
+        <w:widowControl w:val="0"/>
+        <w:spacing w:line="240" w:lineRule="auto"/>
+        <w:ind w:left="-425.19685039370086" w:right="-561.2598425196836" w:firstLine="0"/>
+        <w:rPr>
+          <w:sz w:val="24"/>
+          <w:szCs w:val="24"/>
+        </w:rPr>
+      </w:pPr>
+      <w:r>
+        <w:rPr>
+          <w:b w:val="1"/>
+          <w:bCs w:val="1"/>
+          <w:sz w:val="24"/>
+          <w:szCs w:val="24"/>
+          <w:rtl w:val="0"/>
+        </w:rPr>
+        <w:t xml:space="preserve">IIT Delhi</w:t>
+      </w:r>
+      <w:r>
+        <w:rPr>
+          <w:sz w:val="24"/>
+          <w:szCs w:val="24"/>
+          <w:rtl w:val="0"/>
+        </w:rPr>
+        <w:t xml:space="preserve"> | M.Tech, Computer Technology | 2015 - 2017</w:t>
       </w:r>
     </w:p>
     <w:p>
@@ -1871,6 +1994,10 @@
         <w:keepLines w:val="1"/>
         <w:pageBreakBefore w:val="0"/>
         <w:widowControl w:val="0"/>
+        <w:numPr>
+          <w:ilvl w:val="0"/>
+          <w:numId w:val="1"/>
+        </w:numPr>
         <w:pBdr>
           <w:top w:space="0" w:sz="0" w:val="nil"/>
           <w:left w:space="0" w:sz="0" w:val="nil"/>
@@ -1880,17 +2007,22 @@
         </w:pBdr>
         <w:shd w:fill="auto" w:val="clear"/>
         <w:spacing w:after="0" w:before="0" w:line="240" w:lineRule="auto"/>
-        <w:ind w:left="0" w:right="-561.2598425196836" w:firstLine="0"/>
+        <w:ind w:left="141.73228346456688" w:right="-561.2598425196836" w:hanging="360"/>
         <w:jc w:val="left"/>
-        <w:rPr>
-          <w:b w:val="1"/>
-          <w:bCs w:val="1"/>
-        </w:rPr>
-      </w:pPr>
-      <w:r>
-        <w:rPr>
-          <w:rtl w:val="0"/>
-        </w:rPr>
+      </w:pPr>
+      <w:r>
+        <w:rPr>
+          <w:b w:val="1"/>
+          <w:bCs w:val="1"/>
+          <w:rtl w:val="0"/>
+        </w:rPr>
+        <w:t xml:space="preserve">Dissertation: </w:t>
+      </w:r>
+      <w:r>
+        <w:rPr>
+          <w:rtl w:val="0"/>
+        </w:rPr>
+        <w:t xml:space="preserve">"Thermal Video Stabilization" for night vision systems.</w:t>
       </w:r>
     </w:p>
     <w:p>
@@ -1901,7 +2033,7 @@
         <w:widowControl w:val="0"/>
         <w:numPr>
           <w:ilvl w:val="0"/>
-          <w:numId w:val="2"/>
+          <w:numId w:val="1"/>
         </w:numPr>
         <w:pBdr>
           <w:top w:space="0" w:sz="0" w:val="nil"/>
@@ -1921,128 +2053,65 @@
           <w:bCs w:val="1"/>
           <w:rtl w:val="0"/>
         </w:rPr>
-        <w:t xml:space="preserve">Top Ranks:</w:t>
-      </w:r>
-      <w:r>
-        <w:rPr>
-          <w:rtl w:val="0"/>
-        </w:rPr>
-        <w:t xml:space="preserve"> GATE (AIR 423, 99.9%), IIT-JEE (Top 1%), GRE (321/340 - 170/170 Quant)</w:t>
-      </w:r>
-      <w:r>
-        <w:rPr>
-          <w:rtl w:val="0"/>
-        </w:rPr>
-      </w:r>
-    </w:p>
-    <w:p>
-      <w:pPr>
-        <w:pStyle w:val="Heading2"/>
-        <w:keepNext w:val="1"/>
-        <w:keepLines w:val="1"/>
-        <w:widowControl w:val="0"/>
-        <w:spacing w:after="80" w:before="0" w:line="240" w:lineRule="auto"/>
-        <w:ind w:left="-425.19685039370086" w:right="-561.2598425196836" w:firstLine="0"/>
-        <w:rPr>
-          <w:b w:val="1"/>
-          <w:bCs w:val="1"/>
-          <w:sz w:val="34"/>
-          <w:szCs w:val="34"/>
-        </w:rPr>
-      </w:pPr>
-      <w:bookmarkStart w:colFirst="0" w:colLast="0" w:name="_10m6ona38ak" w:id="3"/>
-      <w:bookmarkEnd w:id="3"/>
-      <w:r>
-        <w:rPr>
-          <w:rtl w:val="0"/>
-        </w:rPr>
-      </w:r>
-    </w:p>
-    <w:p>
-      <w:pPr>
-        <w:pStyle w:val="Heading2"/>
-        <w:keepNext w:val="1"/>
-        <w:keepLines w:val="1"/>
-        <w:widowControl w:val="0"/>
-        <w:pBdr>
-          <w:bottom w:color="000000" w:space="2" w:sz="8" w:val="single"/>
-        </w:pBdr>
-        <w:spacing w:after="80" w:before="0" w:line="240" w:lineRule="auto"/>
-        <w:ind w:left="-425.19685039370086" w:right="-561.2598425196836" w:firstLine="0"/>
-        <w:rPr>
-          <w:b w:val="1"/>
-          <w:bCs w:val="1"/>
-          <w:sz w:val="34"/>
-          <w:szCs w:val="34"/>
-        </w:rPr>
-      </w:pPr>
-      <w:bookmarkStart w:colFirst="0" w:colLast="0" w:name="_hiu60vhwsws" w:id="4"/>
-      <w:bookmarkEnd w:id="4"/>
-      <w:r>
-        <w:rPr>
-          <w:b w:val="1"/>
-          <w:bCs w:val="1"/>
-          <w:sz w:val="28"/>
-          <w:szCs w:val="28"/>
-          <w:rtl w:val="0"/>
-        </w:rPr>
-        <w:t xml:space="preserve">EDUCATION</w:t>
-      </w:r>
-      <w:r>
-        <w:rPr>
-          <w:rtl w:val="0"/>
-        </w:rPr>
-      </w:r>
-    </w:p>
-    <w:p>
-      <w:pPr>
-        <w:keepNext w:val="1"/>
-        <w:keepLines w:val="1"/>
-        <w:widowControl w:val="0"/>
-        <w:spacing w:line="240" w:lineRule="auto"/>
-        <w:ind w:left="-425.19685039370086" w:right="-561.2598425196836" w:firstLine="0"/>
-        <w:rPr>
-          <w:b w:val="1"/>
-          <w:bCs w:val="1"/>
-          <w:sz w:val="24"/>
-          <w:szCs w:val="24"/>
-        </w:rPr>
-      </w:pPr>
-      <w:r>
-        <w:rPr>
-          <w:rtl w:val="0"/>
-        </w:rPr>
-      </w:r>
-    </w:p>
-    <w:p>
-      <w:pPr>
-        <w:keepNext w:val="1"/>
-        <w:keepLines w:val="1"/>
-        <w:widowControl w:val="0"/>
-        <w:spacing w:line="240" w:lineRule="auto"/>
-        <w:ind w:left="-425.19685039370086" w:right="-561.2598425196836" w:firstLine="0"/>
-        <w:rPr>
-          <w:sz w:val="24"/>
-          <w:szCs w:val="24"/>
-        </w:rPr>
-      </w:pPr>
-      <w:r>
-        <w:rPr>
-          <w:b w:val="1"/>
-          <w:bCs w:val="1"/>
-          <w:sz w:val="24"/>
-          <w:szCs w:val="24"/>
-          <w:rtl w:val="0"/>
-        </w:rPr>
-        <w:t xml:space="preserve">IIT Delhi</w:t>
-      </w:r>
-      <w:r>
-        <w:rPr>
-          <w:sz w:val="24"/>
-          <w:szCs w:val="24"/>
-          <w:rtl w:val="0"/>
-        </w:rPr>
-        <w:t xml:space="preserve"> | M.Tech, Computer Technology | 2015 - 2017</w:t>
+        <w:t xml:space="preserve">Project: </w:t>
+      </w:r>
+      <w:r>
+        <w:rPr>
+          <w:rtl w:val="0"/>
+        </w:rPr>
+        <w:t xml:space="preserve">Brain-Comput</w:t>
+      </w:r>
+      <w:r>
+        <w:rPr>
+          <w:rtl w:val="0"/>
+        </w:rPr>
+        <w:t xml:space="preserve">er Interface (BCI) using EEG motor imagery signals for cursor control.</w:t>
+      </w:r>
+    </w:p>
+    <w:p>
+      <w:pPr>
+        <w:keepNext w:val="1"/>
+        <w:keepLines w:val="1"/>
+        <w:widowControl w:val="0"/>
+        <w:spacing w:after="0" w:before="0" w:line="240" w:lineRule="auto"/>
+        <w:ind w:left="-425.19685039370086" w:right="-561.2598425196836" w:firstLine="0"/>
+        <w:rPr/>
+      </w:pPr>
+      <w:r>
+        <w:rPr>
+          <w:rtl w:val="0"/>
+        </w:rPr>
+      </w:r>
+    </w:p>
+    <w:p>
+      <w:pPr>
+        <w:keepNext w:val="1"/>
+        <w:keepLines w:val="1"/>
+        <w:widowControl w:val="0"/>
+        <w:spacing w:line="240" w:lineRule="auto"/>
+        <w:ind w:left="-425.19685039370086" w:right="-561.2598425196836" w:firstLine="0"/>
+        <w:rPr>
+          <w:sz w:val="24"/>
+          <w:szCs w:val="24"/>
+        </w:rPr>
+      </w:pPr>
+      <w:r>
+        <w:rPr>
+          <w:b w:val="1"/>
+          <w:bCs w:val="1"/>
+          <w:sz w:val="24"/>
+          <w:szCs w:val="24"/>
+          <w:rtl w:val="0"/>
+        </w:rPr>
+        <w:t xml:space="preserve">IIT Mandi </w:t>
+      </w:r>
+      <w:r>
+        <w:rPr>
+          <w:sz w:val="24"/>
+          <w:szCs w:val="24"/>
+          <w:rtl w:val="0"/>
+        </w:rPr>
+        <w:t xml:space="preserve">| B.Tech, Electrical Engineering | 2009 - 2013</w:t>
       </w:r>
     </w:p>
     <w:p>
@@ -2053,7 +2122,7 @@
         <w:widowControl w:val="0"/>
         <w:numPr>
           <w:ilvl w:val="0"/>
-          <w:numId w:val="2"/>
+          <w:numId w:val="1"/>
         </w:numPr>
         <w:pBdr>
           <w:top w:space="0" w:sz="0" w:val="nil"/>
@@ -2079,7 +2148,7 @@
         <w:rPr>
           <w:rtl w:val="0"/>
         </w:rPr>
-        <w:t xml:space="preserve">"Thermal Video Stabilization" for night vision systems.</w:t>
+        <w:t xml:space="preserve">Automobile Collision Prevention System</w:t>
       </w:r>
     </w:p>
     <w:p>
@@ -2090,7 +2159,7 @@
         <w:widowControl w:val="0"/>
         <w:numPr>
           <w:ilvl w:val="0"/>
-          <w:numId w:val="2"/>
+          <w:numId w:val="1"/>
         </w:numPr>
         <w:pBdr>
           <w:top w:space="0" w:sz="0" w:val="nil"/>
@@ -2110,65 +2179,74 @@
           <w:bCs w:val="1"/>
           <w:rtl w:val="0"/>
         </w:rPr>
-        <w:t xml:space="preserve">Project: </w:t>
-      </w:r>
-      <w:r>
-        <w:rPr>
-          <w:rtl w:val="0"/>
-        </w:rPr>
-        <w:t xml:space="preserve">Brain-Comput</w:t>
-      </w:r>
-      <w:r>
-        <w:rPr>
-          <w:rtl w:val="0"/>
-        </w:rPr>
-        <w:t xml:space="preserve">er Interface (BCI) using EEG motor imagery signals for cursor control.</w:t>
-      </w:r>
-    </w:p>
-    <w:p>
-      <w:pPr>
-        <w:keepNext w:val="1"/>
-        <w:keepLines w:val="1"/>
-        <w:widowControl w:val="0"/>
-        <w:spacing w:after="0" w:before="0" w:line="240" w:lineRule="auto"/>
-        <w:ind w:left="-425.19685039370086" w:right="-561.2598425196836" w:firstLine="0"/>
-        <w:rPr/>
-      </w:pPr>
-      <w:r>
-        <w:rPr>
-          <w:rtl w:val="0"/>
-        </w:rPr>
-      </w:r>
-    </w:p>
-    <w:p>
-      <w:pPr>
-        <w:keepNext w:val="1"/>
-        <w:keepLines w:val="1"/>
-        <w:widowControl w:val="0"/>
-        <w:spacing w:line="240" w:lineRule="auto"/>
-        <w:ind w:left="-425.19685039370086" w:right="-561.2598425196836" w:firstLine="0"/>
-        <w:rPr>
-          <w:sz w:val="24"/>
-          <w:szCs w:val="24"/>
-        </w:rPr>
-      </w:pPr>
-      <w:r>
-        <w:rPr>
-          <w:b w:val="1"/>
-          <w:bCs w:val="1"/>
-          <w:sz w:val="24"/>
-          <w:szCs w:val="24"/>
-          <w:rtl w:val="0"/>
-        </w:rPr>
-        <w:t xml:space="preserve">IIT Mandi </w:t>
-      </w:r>
-      <w:r>
-        <w:rPr>
-          <w:sz w:val="24"/>
-          <w:szCs w:val="24"/>
-          <w:rtl w:val="0"/>
-        </w:rPr>
-        <w:t xml:space="preserve">| B.Tech, Electrical Engineering | 2009 - 2013</w:t>
+        <w:t xml:space="preserve">Leadership: </w:t>
+      </w:r>
+      <w:r>
+        <w:rPr>
+          <w:rtl w:val="0"/>
+        </w:rPr>
+        <w:t xml:space="preserve">Founding Member of Robotics Section; Built IIT Mandi’s first robot.</w:t>
+      </w:r>
+      <w:r>
+        <w:rPr>
+          <w:rtl w:val="0"/>
+        </w:rPr>
+      </w:r>
+    </w:p>
+    <w:p>
+      <w:pPr>
+        <w:keepNext w:val="1"/>
+        <w:keepLines w:val="1"/>
+        <w:widowControl w:val="0"/>
+        <w:pBdr>
+          <w:bottom w:color="000000" w:space="2" w:sz="8" w:val="single"/>
+        </w:pBdr>
+        <w:spacing w:after="0" w:before="0" w:line="240" w:lineRule="auto"/>
+        <w:ind w:left="-425.19685039370086" w:right="-561.2598425196836" w:firstLine="0"/>
+        <w:rPr>
+          <w:b w:val="1"/>
+          <w:bCs w:val="1"/>
+          <w:sz w:val="34"/>
+          <w:szCs w:val="34"/>
+        </w:rPr>
+      </w:pPr>
+      <w:r>
+        <w:rPr>
+          <w:rtl w:val="0"/>
+        </w:rPr>
+      </w:r>
+    </w:p>
+    <w:p>
+      <w:pPr>
+        <w:keepNext w:val="1"/>
+        <w:keepLines w:val="1"/>
+        <w:widowControl w:val="0"/>
+        <w:pBdr>
+          <w:bottom w:color="000000" w:space="2" w:sz="8" w:val="single"/>
+        </w:pBdr>
+        <w:spacing w:after="0" w:before="0" w:line="240" w:lineRule="auto"/>
+        <w:ind w:left="-425.19685039370086" w:right="-561.2598425196836" w:firstLine="0"/>
+        <w:rPr>
+          <w:b w:val="1"/>
+          <w:bCs w:val="1"/>
+          <w:sz w:val="34"/>
+          <w:szCs w:val="34"/>
+        </w:rPr>
+      </w:pPr>
+      <w:r>
+        <w:rPr>
+          <w:b w:val="1"/>
+          <w:bCs w:val="1"/>
+          <w:sz w:val="28"/>
+          <w:szCs w:val="28"/>
+          <w:rtl w:val="0"/>
+        </w:rPr>
+        <w:t xml:space="preserve">SPECIALIZATIONS</w:t>
+      </w:r>
+      <w:r>
+        <w:rPr>
+          <w:rtl w:val="0"/>
+        </w:rPr>
       </w:r>
     </w:p>
     <w:p>
@@ -2177,10 +2255,6 @@
         <w:keepLines w:val="1"/>
         <w:pageBreakBefore w:val="0"/>
         <w:widowControl w:val="0"/>
-        <w:numPr>
-          <w:ilvl w:val="0"/>
-          <w:numId w:val="2"/>
-        </w:numPr>
         <w:pBdr>
           <w:top w:space="0" w:sz="0" w:val="nil"/>
           <w:left w:space="0" w:sz="0" w:val="nil"/>
@@ -2190,22 +2264,17 @@
         </w:pBdr>
         <w:shd w:fill="auto" w:val="clear"/>
         <w:spacing w:after="0" w:before="0" w:line="240" w:lineRule="auto"/>
-        <w:ind w:left="141.73228346456688" w:right="-561.2598425196836" w:hanging="360"/>
+        <w:ind w:left="0" w:right="-561.2598425196836" w:firstLine="0"/>
         <w:jc w:val="left"/>
-      </w:pPr>
-      <w:r>
-        <w:rPr>
-          <w:b w:val="1"/>
-          <w:bCs w:val="1"/>
-          <w:rtl w:val="0"/>
-        </w:rPr>
-        <w:t xml:space="preserve">Dissertation: </w:t>
-      </w:r>
-      <w:r>
-        <w:rPr>
-          <w:rtl w:val="0"/>
-        </w:rPr>
-        <w:t xml:space="preserve">Automobile Collision Prevention System</w:t>
+        <w:rPr>
+          <w:b w:val="1"/>
+          <w:bCs w:val="1"/>
+        </w:rPr>
+      </w:pPr>
+      <w:r>
+        <w:rPr>
+          <w:rtl w:val="0"/>
+        </w:rPr>
       </w:r>
     </w:p>
     <w:p>
@@ -2216,7 +2285,7 @@
         <w:widowControl w:val="0"/>
         <w:numPr>
           <w:ilvl w:val="0"/>
-          <w:numId w:val="2"/>
+          <w:numId w:val="1"/>
         </w:numPr>
         <w:pBdr>
           <w:top w:space="0" w:sz="0" w:val="nil"/>
@@ -2236,102 +2305,13 @@
           <w:bCs w:val="1"/>
           <w:rtl w:val="0"/>
         </w:rPr>
-        <w:t xml:space="preserve">Leadership: </w:t>
-      </w:r>
-      <w:r>
-        <w:rPr>
-          <w:rtl w:val="0"/>
-        </w:rPr>
-        <w:t xml:space="preserve">Founding Member of Robotics Section; Built IIT Mandi’s first robot.</w:t>
-      </w:r>
-      <w:r>
-        <w:rPr>
-          <w:rtl w:val="0"/>
-        </w:rPr>
-      </w:r>
-    </w:p>
-    <w:p>
-      <w:pPr>
-        <w:keepNext w:val="1"/>
-        <w:keepLines w:val="1"/>
-        <w:widowControl w:val="0"/>
-        <w:pBdr>
-          <w:bottom w:color="000000" w:space="2" w:sz="8" w:val="single"/>
-        </w:pBdr>
-        <w:spacing w:after="0" w:before="0" w:line="240" w:lineRule="auto"/>
-        <w:ind w:left="-425.19685039370086" w:right="-561.2598425196836" w:firstLine="0"/>
-        <w:rPr>
-          <w:b w:val="1"/>
-          <w:bCs w:val="1"/>
-          <w:sz w:val="34"/>
-          <w:szCs w:val="34"/>
-        </w:rPr>
-      </w:pPr>
-      <w:r>
-        <w:rPr>
-          <w:rtl w:val="0"/>
-        </w:rPr>
-      </w:r>
-    </w:p>
-    <w:p>
-      <w:pPr>
-        <w:keepNext w:val="1"/>
-        <w:keepLines w:val="1"/>
-        <w:widowControl w:val="0"/>
-        <w:pBdr>
-          <w:bottom w:color="000000" w:space="2" w:sz="8" w:val="single"/>
-        </w:pBdr>
-        <w:spacing w:after="0" w:before="0" w:line="240" w:lineRule="auto"/>
-        <w:ind w:left="-425.19685039370086" w:right="-561.2598425196836" w:firstLine="0"/>
-        <w:rPr>
-          <w:b w:val="1"/>
-          <w:bCs w:val="1"/>
-          <w:sz w:val="34"/>
-          <w:szCs w:val="34"/>
-        </w:rPr>
-      </w:pPr>
-      <w:r>
-        <w:rPr>
-          <w:b w:val="1"/>
-          <w:bCs w:val="1"/>
-          <w:sz w:val="28"/>
-          <w:szCs w:val="28"/>
-          <w:rtl w:val="0"/>
-        </w:rPr>
-        <w:t xml:space="preserve">SPECIALIZATIONS</w:t>
-      </w:r>
-      <w:r>
-        <w:rPr>
-          <w:rtl w:val="0"/>
-        </w:rPr>
-      </w:r>
-    </w:p>
-    <w:p>
-      <w:pPr>
-        <w:keepNext w:val="1"/>
-        <w:keepLines w:val="1"/>
-        <w:pageBreakBefore w:val="0"/>
-        <w:widowControl w:val="0"/>
-        <w:pBdr>
-          <w:top w:space="0" w:sz="0" w:val="nil"/>
-          <w:left w:space="0" w:sz="0" w:val="nil"/>
-          <w:bottom w:space="0" w:sz="0" w:val="nil"/>
-          <w:right w:space="0" w:sz="0" w:val="nil"/>
-          <w:between w:space="0" w:sz="0" w:val="nil"/>
-        </w:pBdr>
-        <w:shd w:fill="auto" w:val="clear"/>
-        <w:spacing w:after="0" w:before="0" w:line="240" w:lineRule="auto"/>
-        <w:ind w:left="0" w:right="-561.2598425196836" w:firstLine="0"/>
-        <w:jc w:val="left"/>
-        <w:rPr>
-          <w:b w:val="1"/>
-          <w:bCs w:val="1"/>
-        </w:rPr>
-      </w:pPr>
-      <w:r>
-        <w:rPr>
-          <w:rtl w:val="0"/>
-        </w:rPr>
+        <w:t xml:space="preserve">Wharton School: </w:t>
+      </w:r>
+      <w:r>
+        <w:rPr>
+          <w:rtl w:val="0"/>
+        </w:rPr>
+        <w:t xml:space="preserve">Entrepreneurship Specialization (2021-2022)</w:t>
       </w:r>
     </w:p>
     <w:p>
@@ -2342,44 +2322,7 @@
         <w:widowControl w:val="0"/>
         <w:numPr>
           <w:ilvl w:val="0"/>
-          <w:numId w:val="2"/>
-        </w:numPr>
-        <w:pBdr>
-          <w:top w:space="0" w:sz="0" w:val="nil"/>
-          <w:left w:space="0" w:sz="0" w:val="nil"/>
-          <w:bottom w:space="0" w:sz="0" w:val="nil"/>
-          <w:right w:space="0" w:sz="0" w:val="nil"/>
-          <w:between w:space="0" w:sz="0" w:val="nil"/>
-        </w:pBdr>
-        <w:shd w:fill="auto" w:val="clear"/>
-        <w:spacing w:after="0" w:before="0" w:line="240" w:lineRule="auto"/>
-        <w:ind w:left="141.73228346456688" w:right="-561.2598425196836" w:hanging="360"/>
-        <w:jc w:val="left"/>
-      </w:pPr>
-      <w:r>
-        <w:rPr>
-          <w:b w:val="1"/>
-          <w:bCs w:val="1"/>
-          <w:rtl w:val="0"/>
-        </w:rPr>
-        <w:t xml:space="preserve">Wharton School: </w:t>
-      </w:r>
-      <w:r>
-        <w:rPr>
-          <w:rtl w:val="0"/>
-        </w:rPr>
-        <w:t xml:space="preserve">Entrepreneurship Specialization (2021-2022)</w:t>
-      </w:r>
-    </w:p>
-    <w:p>
-      <w:pPr>
-        <w:keepNext w:val="1"/>
-        <w:keepLines w:val="1"/>
-        <w:pageBreakBefore w:val="0"/>
-        <w:widowControl w:val="0"/>
-        <w:numPr>
-          <w:ilvl w:val="0"/>
-          <w:numId w:val="2"/>
+          <w:numId w:val="1"/>
         </w:numPr>
         <w:pBdr>
           <w:top w:space="0" w:sz="0" w:val="nil"/>
